--- a/docs/06-作业素材与截图清单.docx
+++ b/docs/06-作业素材与截图清单.docx
@@ -1541,6 +1541,156 @@
           </w:p>
         </w:tc>
       </w:tr>
+      <w:tr>
+        <w:tc>
+          <w:tcPr>
+            <w:tcW w:type="dxa" w:w="2880"/>
+          </w:tcPr>
+          <w:p>
+            <w:r/>
+            <w:r>
+              <w:rPr>
+                <w:rFonts w:ascii="Arial" w:hAnsi="Arial" w:eastAsia="Microsoft YaHei"/>
+                <w:b w:val="0"/>
+                <w:sz w:val="20"/>
+              </w:rPr>
+              <w:t>D11</w:t>
+            </w:r>
+          </w:p>
+        </w:tc>
+        <w:tc>
+          <w:tcPr>
+            <w:tcW w:type="dxa" w:w="2880"/>
+          </w:tcPr>
+          <w:p>
+            <w:r/>
+            <w:r>
+              <w:rPr>
+                <w:rFonts w:ascii="Arial" w:hAnsi="Arial" w:eastAsia="Microsoft YaHei"/>
+                <w:b w:val="0"/>
+                <w:sz w:val="20"/>
+              </w:rPr>
+              <w:t>三端主屏幕上的「灵」字图标 + 电脑端全屏 PWA 窗口</w:t>
+            </w:r>
+          </w:p>
+        </w:tc>
+        <w:tc>
+          <w:tcPr>
+            <w:tcW w:type="dxa" w:w="2880"/>
+          </w:tcPr>
+          <w:p>
+            <w:r/>
+            <w:r>
+              <w:rPr>
+                <w:rFonts w:ascii="Arial" w:hAnsi="Arial" w:eastAsia="Microsoft YaHei"/>
+                <w:b w:val="0"/>
+                <w:sz w:val="20"/>
+              </w:rPr>
+              <w:t>PWA 安装后</w:t>
+            </w:r>
+          </w:p>
+        </w:tc>
+      </w:tr>
+      <w:tr>
+        <w:tc>
+          <w:tcPr>
+            <w:tcW w:type="dxa" w:w="2880"/>
+          </w:tcPr>
+          <w:p>
+            <w:r/>
+            <w:r>
+              <w:rPr>
+                <w:rFonts w:ascii="Arial" w:hAnsi="Arial" w:eastAsia="Microsoft YaHei"/>
+                <w:b w:val="0"/>
+                <w:sz w:val="20"/>
+              </w:rPr>
+              <w:t>D12</w:t>
+            </w:r>
+          </w:p>
+        </w:tc>
+        <w:tc>
+          <w:tcPr>
+            <w:tcW w:type="dxa" w:w="2880"/>
+          </w:tcPr>
+          <w:p>
+            <w:r/>
+            <w:r>
+              <w:rPr>
+                <w:rFonts w:ascii="Arial" w:hAnsi="Arial" w:eastAsia="Microsoft YaHei"/>
+                <w:b w:val="0"/>
+                <w:sz w:val="20"/>
+              </w:rPr>
+              <w:t>GitHub 仓库 Commits 与 v1.x 标签（版本管理意识）</w:t>
+            </w:r>
+          </w:p>
+        </w:tc>
+        <w:tc>
+          <w:tcPr>
+            <w:tcW w:type="dxa" w:w="2880"/>
+          </w:tcPr>
+          <w:p>
+            <w:r/>
+            <w:r>
+              <w:rPr>
+                <w:rFonts w:ascii="Arial" w:hAnsi="Arial" w:eastAsia="Microsoft YaHei"/>
+                <w:b w:val="0"/>
+                <w:sz w:val="20"/>
+              </w:rPr>
+              <w:t>推送后</w:t>
+            </w:r>
+          </w:p>
+        </w:tc>
+      </w:tr>
+      <w:tr>
+        <w:tc>
+          <w:tcPr>
+            <w:tcW w:type="dxa" w:w="2880"/>
+          </w:tcPr>
+          <w:p>
+            <w:r/>
+            <w:r>
+              <w:rPr>
+                <w:rFonts w:ascii="Arial" w:hAnsi="Arial" w:eastAsia="Microsoft YaHei"/>
+                <w:b w:val="0"/>
+                <w:sz w:val="20"/>
+              </w:rPr>
+              <w:t>D13（加分）</w:t>
+            </w:r>
+          </w:p>
+        </w:tc>
+        <w:tc>
+          <w:tcPr>
+            <w:tcW w:type="dxa" w:w="2880"/>
+          </w:tcPr>
+          <w:p>
+            <w:r/>
+            <w:r>
+              <w:rPr>
+                <w:rFonts w:ascii="Arial" w:hAnsi="Arial" w:eastAsia="Microsoft YaHei"/>
+                <w:b w:val="0"/>
+                <w:sz w:val="20"/>
+              </w:rPr>
+              <w:t>「☁ 云同步」弹窗（令牌+密码加密说明）、三端同步到同一内容的拼图</w:t>
+            </w:r>
+          </w:p>
+        </w:tc>
+        <w:tc>
+          <w:tcPr>
+            <w:tcW w:type="dxa" w:w="2880"/>
+          </w:tcPr>
+          <w:p>
+            <w:r/>
+            <w:r>
+              <w:rPr>
+                <w:rFonts w:ascii="Arial" w:hAnsi="Arial" w:eastAsia="Microsoft YaHei"/>
+                <w:b w:val="0"/>
+                <w:sz w:val="20"/>
+              </w:rPr>
+              <w:t>V1.3 配置后</w:t>
+            </w:r>
+          </w:p>
+        </w:tc>
+      </w:tr>
     </w:tbl>
     <w:p/>
     <w:p>

--- a/docs/06-作业素材与截图清单.docx
+++ b/docs/06-作业素材与截图清单.docx
@@ -28,7 +28,7 @@
           <w:color w:val="666666"/>
           <w:sz w:val="20"/>
         </w:rPr>
-        <w:t>版本：V1.0 | 2026-10-29</w:t>
+        <w:t>版本：V1.3.5 | 更新日期：2026-10-30</w:t>
       </w:r>
     </w:p>
     <w:p>
@@ -89,6 +89,21 @@
           <w:sz w:val="20"/>
         </w:rPr>
         <w:t>以老师实际发布的提交要求为准。</w:t>
+      </w:r>
+    </w:p>
+    <w:p>
+      <w:pPr>
+        <w:ind w:left="360"/>
+      </w:pPr>
+      <w:r>
+        <w:rPr>
+          <w:rFonts w:ascii="Arial" w:hAnsi="Arial" w:eastAsia="Microsoft YaHei"/>
+          <w:b w:val="0"/>
+          <w:i/>
+          <w:color w:val="666666"/>
+          <w:sz w:val="20"/>
+        </w:rPr>
+        <w:t>状态图例：✅ 已具备/已截图（在 docs/素材/ 或手机相册）　⬜ 待补拍　⭐ 加分项</w:t>
       </w:r>
     </w:p>
     <w:p>
@@ -211,7 +226,7 @@
                 <w:b w:val="0"/>
                 <w:sz w:val="20"/>
               </w:rPr>
-              <w:t>docs/03-实践一提交方案</w:t>
+              <w:t>docs/03-实践一提交方案（本人 10-30 更新编辑）</w:t>
             </w:r>
           </w:p>
         </w:tc>
@@ -311,7 +326,7 @@
                 <w:b w:val="0"/>
                 <w:sz w:val="20"/>
               </w:rPr>
-              <w:t>app/index.html（单文件）</w:t>
+              <w:t>app/index.html（单文件，线上 v1.3.5）</w:t>
             </w:r>
           </w:p>
         </w:tc>
@@ -345,7 +360,57 @@
                 <w:b w:val="0"/>
                 <w:sz w:val="20"/>
               </w:rPr>
-              <w:t>演示录屏（建议 30-90 秒）</w:t>
+              <w:t>作品永久网址 + GitHub 仓库（版本标签）</w:t>
+            </w:r>
+          </w:p>
+        </w:tc>
+        <w:tc>
+          <w:tcPr>
+            <w:tcW w:type="dxa" w:w="2880"/>
+          </w:tcPr>
+          <w:p>
+            <w:r/>
+            <w:r>
+              <w:rPr>
+                <w:rFonts w:ascii="Arial" w:hAnsi="Arial" w:eastAsia="Microsoft YaHei"/>
+                <w:b w:val="0"/>
+                <w:sz w:val="20"/>
+              </w:rPr>
+              <w:t>https://shuieryigoko-del.github.io/Inspiration-Inbox/</w:t>
+            </w:r>
+          </w:p>
+        </w:tc>
+      </w:tr>
+      <w:tr>
+        <w:tc>
+          <w:tcPr>
+            <w:tcW w:type="dxa" w:w="2880"/>
+          </w:tcPr>
+          <w:p>
+            <w:r/>
+            <w:r>
+              <w:rPr>
+                <w:rFonts w:ascii="Arial" w:hAnsi="Arial" w:eastAsia="Microsoft YaHei"/>
+                <w:b w:val="0"/>
+                <w:sz w:val="20"/>
+              </w:rPr>
+              <w:t>实践二 Demo</w:t>
+            </w:r>
+          </w:p>
+        </w:tc>
+        <w:tc>
+          <w:tcPr>
+            <w:tcW w:type="dxa" w:w="2880"/>
+          </w:tcPr>
+          <w:p>
+            <w:r/>
+            <w:r>
+              <w:rPr>
+                <w:rFonts w:ascii="Arial" w:hAnsi="Arial" w:eastAsia="Microsoft YaHei"/>
+                <w:b w:val="0"/>
+                <w:sz w:val="20"/>
+              </w:rPr>
+              <w:t>演示录屏（建议 60-120 秒，含云同步/离线）</w:t>
             </w:r>
           </w:p>
         </w:tc>
@@ -411,7 +476,7 @@
                 <w:b w:val="0"/>
                 <w:sz w:val="20"/>
               </w:rPr>
-              <w:t>见下方第二部分</w:t>
+              <w:t>见下方第三部分</w:t>
             </w:r>
           </w:p>
         </w:tc>
@@ -445,7 +510,7 @@
                 <w:b w:val="0"/>
                 <w:sz w:val="20"/>
               </w:rPr>
-              <w:t>可能需要的总结/反思（看老师要求）</w:t>
+              <w:t>总结/反思（含"绝对本地→加密云同步"转变）</w:t>
             </w:r>
           </w:p>
         </w:tc>
@@ -461,7 +526,7 @@
                 <w:b w:val="0"/>
                 <w:sz w:val="20"/>
               </w:rPr>
-              <w:t>可用 docs/01 节选 + 开发日志</w:t>
+              <w:t>docs/07-实践二提交方案</w:t>
             </w:r>
           </w:p>
         </w:tc>
@@ -475,7 +540,7 @@
           <w:b w:val="0"/>
           <w:sz w:val="22"/>
         </w:rPr>
-        <w:t>建议新建文件夹：</w:t>
+        <w:t>建议素材文件夹：</w:t>
       </w:r>
       <w:r>
         <w:rPr>
@@ -483,7 +548,7 @@
           <w:b w:val="0"/>
           <w:sz w:val="20"/>
         </w:rPr>
-        <w:t>E:\Projects\Inspiration Inbox\docs\素材\</w:t>
+        <w:t>docs\素材\</w:t>
       </w:r>
       <w:r>
         <w:rPr>
@@ -515,7 +580,7 @@
           <w:b w:val="0"/>
           <w:sz w:val="20"/>
         </w:rPr>
-        <w:t>实践二-截图3-IndexedDB.png</w:t>
+        <w:t>实践二-D13-三端云同步.png</w:t>
       </w:r>
       <w:r>
         <w:rPr>
@@ -537,7 +602,610 @@
           <w:color w:val="1D1D1F"/>
           <w:sz w:val="32"/>
         </w:rPr>
-        <w:t>二、实践一：需要的 5 张截图（现在~10.30 前随时可截）</w:t>
+        <w:t>二、实践一：需要的 5 张截图</w:t>
+      </w:r>
+    </w:p>
+    <w:tbl>
+      <w:tblPr>
+        <w:tblStyle w:val="LightGrid-Accent1"/>
+        <w:tblW w:type="auto" w:w="0"/>
+        <w:tblLook w:firstColumn="1" w:firstRow="1" w:lastColumn="0" w:lastRow="0" w:noHBand="0" w:noVBand="1" w:val="04A0"/>
+      </w:tblPr>
+      <w:tblGrid>
+        <w:gridCol w:w="1728"/>
+        <w:gridCol w:w="1728"/>
+        <w:gridCol w:w="1728"/>
+        <w:gridCol w:w="1728"/>
+        <w:gridCol w:w="1728"/>
+      </w:tblGrid>
+      <w:tr>
+        <w:tc>
+          <w:tcPr>
+            <w:tcW w:type="dxa" w:w="1728"/>
+          </w:tcPr>
+          <w:p>
+            <w:r/>
+            <w:r>
+              <w:rPr>
+                <w:rFonts w:ascii="Arial" w:hAnsi="Arial" w:eastAsia="Microsoft YaHei"/>
+                <w:b/>
+                <w:sz w:val="20"/>
+              </w:rPr>
+              <w:t>编号</w:t>
+            </w:r>
+          </w:p>
+        </w:tc>
+        <w:tc>
+          <w:tcPr>
+            <w:tcW w:type="dxa" w:w="1728"/>
+          </w:tcPr>
+          <w:p>
+            <w:r/>
+            <w:r>
+              <w:rPr>
+                <w:rFonts w:ascii="Arial" w:hAnsi="Arial" w:eastAsia="Microsoft YaHei"/>
+                <w:b/>
+                <w:sz w:val="20"/>
+              </w:rPr>
+              <w:t>截什么</w:t>
+            </w:r>
+          </w:p>
+        </w:tc>
+        <w:tc>
+          <w:tcPr>
+            <w:tcW w:type="dxa" w:w="1728"/>
+          </w:tcPr>
+          <w:p>
+            <w:r/>
+            <w:r>
+              <w:rPr>
+                <w:rFonts w:ascii="Arial" w:hAnsi="Arial" w:eastAsia="Microsoft YaHei"/>
+                <w:b/>
+                <w:sz w:val="20"/>
+              </w:rPr>
+              <w:t>在哪截</w:t>
+            </w:r>
+          </w:p>
+        </w:tc>
+        <w:tc>
+          <w:tcPr>
+            <w:tcW w:type="dxa" w:w="1728"/>
+          </w:tcPr>
+          <w:p>
+            <w:r/>
+            <w:r>
+              <w:rPr>
+                <w:rFonts w:ascii="Arial" w:hAnsi="Arial" w:eastAsia="Microsoft YaHei"/>
+                <w:b/>
+                <w:sz w:val="20"/>
+              </w:rPr>
+              <w:t>图注（写进报告）</w:t>
+            </w:r>
+          </w:p>
+        </w:tc>
+        <w:tc>
+          <w:tcPr>
+            <w:tcW w:type="dxa" w:w="1728"/>
+          </w:tcPr>
+          <w:p>
+            <w:r/>
+            <w:r>
+              <w:rPr>
+                <w:rFonts w:ascii="Arial" w:hAnsi="Arial" w:eastAsia="Microsoft YaHei"/>
+                <w:b/>
+                <w:sz w:val="20"/>
+              </w:rPr>
+              <w:t>状态</w:t>
+            </w:r>
+          </w:p>
+        </w:tc>
+      </w:tr>
+      <w:tr>
+        <w:tc>
+          <w:tcPr>
+            <w:tcW w:type="dxa" w:w="1728"/>
+          </w:tcPr>
+          <w:p>
+            <w:r/>
+            <w:r>
+              <w:rPr>
+                <w:rFonts w:ascii="Arial" w:hAnsi="Arial" w:eastAsia="Microsoft YaHei"/>
+                <w:b w:val="0"/>
+                <w:sz w:val="20"/>
+              </w:rPr>
+              <w:t>1</w:t>
+            </w:r>
+          </w:p>
+        </w:tc>
+        <w:tc>
+          <w:tcPr>
+            <w:tcW w:type="dxa" w:w="1728"/>
+          </w:tcPr>
+          <w:p>
+            <w:r/>
+            <w:r>
+              <w:rPr>
+                <w:rFonts w:ascii="Arial" w:hAnsi="Arial" w:eastAsia="Microsoft YaHei"/>
+                <w:b w:val="0"/>
+                <w:sz w:val="20"/>
+              </w:rPr>
+              <w:t>AI 推荐"读书笔记卡片"被你否决、转向"本地多模态收纳"的对话</w:t>
+            </w:r>
+          </w:p>
+        </w:tc>
+        <w:tc>
+          <w:tcPr>
+            <w:tcW w:type="dxa" w:w="1728"/>
+          </w:tcPr>
+          <w:p>
+            <w:r/>
+            <w:r>
+              <w:rPr>
+                <w:rFonts w:ascii="Arial" w:hAnsi="Arial" w:eastAsia="Microsoft YaHei"/>
+                <w:b w:val="0"/>
+                <w:sz w:val="20"/>
+              </w:rPr>
+              <w:t>DeepSeek 分享对话</w:t>
+            </w:r>
+          </w:p>
+        </w:tc>
+        <w:tc>
+          <w:tcPr>
+            <w:tcW w:type="dxa" w:w="1728"/>
+          </w:tcPr>
+          <w:p>
+            <w:r/>
+            <w:r>
+              <w:rPr>
+                <w:rFonts w:ascii="Arial" w:hAnsi="Arial" w:eastAsia="Microsoft YaHei"/>
+                <w:b w:val="0"/>
+                <w:sz w:val="20"/>
+              </w:rPr>
+              <w:t>推翻 AI 的平庸套路</w:t>
+            </w:r>
+          </w:p>
+        </w:tc>
+        <w:tc>
+          <w:tcPr>
+            <w:tcW w:type="dxa" w:w="1728"/>
+          </w:tcPr>
+          <w:p>
+            <w:r/>
+            <w:r>
+              <w:rPr>
+                <w:rFonts w:ascii="Arial" w:hAnsi="Arial" w:eastAsia="Microsoft YaHei"/>
+                <w:b w:val="0"/>
+                <w:sz w:val="20"/>
+              </w:rPr>
+              <w:t>⬜</w:t>
+            </w:r>
+          </w:p>
+        </w:tc>
+      </w:tr>
+      <w:tr>
+        <w:tc>
+          <w:tcPr>
+            <w:tcW w:type="dxa" w:w="1728"/>
+          </w:tcPr>
+          <w:p>
+            <w:r/>
+            <w:r>
+              <w:rPr>
+                <w:rFonts w:ascii="Arial" w:hAnsi="Arial" w:eastAsia="Microsoft YaHei"/>
+                <w:b w:val="0"/>
+                <w:sz w:val="20"/>
+              </w:rPr>
+              <w:t>2</w:t>
+            </w:r>
+          </w:p>
+        </w:tc>
+        <w:tc>
+          <w:tcPr>
+            <w:tcW w:type="dxa" w:w="1728"/>
+          </w:tcPr>
+          <w:p>
+            <w:r/>
+            <w:r>
+              <w:rPr>
+                <w:rFonts w:ascii="Arial" w:hAnsi="Arial" w:eastAsia="Microsoft YaHei"/>
+                <w:b w:val="0"/>
+                <w:sz w:val="20"/>
+              </w:rPr>
+              <w:t>讨论拖拽 → 改为"多选勾选+抽屉"的对话</w:t>
+            </w:r>
+          </w:p>
+        </w:tc>
+        <w:tc>
+          <w:tcPr>
+            <w:tcW w:type="dxa" w:w="1728"/>
+          </w:tcPr>
+          <w:p>
+            <w:r/>
+            <w:r>
+              <w:rPr>
+                <w:rFonts w:ascii="Arial" w:hAnsi="Arial" w:eastAsia="Microsoft YaHei"/>
+                <w:b w:val="0"/>
+                <w:sz w:val="20"/>
+              </w:rPr>
+              <w:t>DeepSeek 对话</w:t>
+            </w:r>
+          </w:p>
+        </w:tc>
+        <w:tc>
+          <w:tcPr>
+            <w:tcW w:type="dxa" w:w="1728"/>
+          </w:tcPr>
+          <w:p>
+            <w:r/>
+            <w:r>
+              <w:rPr>
+                <w:rFonts w:ascii="Arial" w:hAnsi="Arial" w:eastAsia="Microsoft YaHei"/>
+                <w:b w:val="0"/>
+                <w:sz w:val="20"/>
+              </w:rPr>
+              <w:t>交互设计的降维取舍</w:t>
+            </w:r>
+          </w:p>
+        </w:tc>
+        <w:tc>
+          <w:tcPr>
+            <w:tcW w:type="dxa" w:w="1728"/>
+          </w:tcPr>
+          <w:p>
+            <w:r/>
+            <w:r>
+              <w:rPr>
+                <w:rFonts w:ascii="Arial" w:hAnsi="Arial" w:eastAsia="Microsoft YaHei"/>
+                <w:b w:val="0"/>
+                <w:sz w:val="20"/>
+              </w:rPr>
+              <w:t>⬜</w:t>
+            </w:r>
+          </w:p>
+        </w:tc>
+      </w:tr>
+      <w:tr>
+        <w:tc>
+          <w:tcPr>
+            <w:tcW w:type="dxa" w:w="1728"/>
+          </w:tcPr>
+          <w:p>
+            <w:r/>
+            <w:r>
+              <w:rPr>
+                <w:rFonts w:ascii="Arial" w:hAnsi="Arial" w:eastAsia="Microsoft YaHei"/>
+                <w:b w:val="0"/>
+                <w:sz w:val="20"/>
+              </w:rPr>
+              <w:t>3</w:t>
+            </w:r>
+          </w:p>
+        </w:tc>
+        <w:tc>
+          <w:tcPr>
+            <w:tcW w:type="dxa" w:w="1728"/>
+          </w:tcPr>
+          <w:p>
+            <w:r/>
+            <w:r>
+              <w:rPr>
+                <w:rFonts w:ascii="Arial" w:hAnsi="Arial" w:eastAsia="Microsoft YaHei"/>
+                <w:b w:val="0"/>
+                <w:sz w:val="20"/>
+              </w:rPr>
+              <w:t>你提出"冷库/工作台/内核"三层空间的对话</w:t>
+            </w:r>
+          </w:p>
+        </w:tc>
+        <w:tc>
+          <w:tcPr>
+            <w:tcW w:type="dxa" w:w="1728"/>
+          </w:tcPr>
+          <w:p>
+            <w:r/>
+            <w:r>
+              <w:rPr>
+                <w:rFonts w:ascii="Arial" w:hAnsi="Arial" w:eastAsia="Microsoft YaHei"/>
+                <w:b w:val="0"/>
+                <w:sz w:val="20"/>
+              </w:rPr>
+              <w:t>DeepSeek 对话</w:t>
+            </w:r>
+          </w:p>
+        </w:tc>
+        <w:tc>
+          <w:tcPr>
+            <w:tcW w:type="dxa" w:w="1728"/>
+          </w:tcPr>
+          <w:p>
+            <w:r/>
+            <w:r>
+              <w:rPr>
+                <w:rFonts w:ascii="Arial" w:hAnsi="Arial" w:eastAsia="Microsoft YaHei"/>
+                <w:b w:val="0"/>
+                <w:sz w:val="20"/>
+              </w:rPr>
+              <w:t>架构升维</w:t>
+            </w:r>
+          </w:p>
+        </w:tc>
+        <w:tc>
+          <w:tcPr>
+            <w:tcW w:type="dxa" w:w="1728"/>
+          </w:tcPr>
+          <w:p>
+            <w:r/>
+            <w:r>
+              <w:rPr>
+                <w:rFonts w:ascii="Arial" w:hAnsi="Arial" w:eastAsia="Microsoft YaHei"/>
+                <w:b w:val="0"/>
+                <w:sz w:val="20"/>
+              </w:rPr>
+              <w:t>⬜</w:t>
+            </w:r>
+          </w:p>
+        </w:tc>
+      </w:tr>
+      <w:tr>
+        <w:tc>
+          <w:tcPr>
+            <w:tcW w:type="dxa" w:w="1728"/>
+          </w:tcPr>
+          <w:p>
+            <w:r/>
+            <w:r>
+              <w:rPr>
+                <w:rFonts w:ascii="Arial" w:hAnsi="Arial" w:eastAsia="Microsoft YaHei"/>
+                <w:b w:val="0"/>
+                <w:sz w:val="20"/>
+              </w:rPr>
+              <w:t>4</w:t>
+            </w:r>
+          </w:p>
+        </w:tc>
+        <w:tc>
+          <w:tcPr>
+            <w:tcW w:type="dxa" w:w="1728"/>
+          </w:tcPr>
+          <w:p>
+            <w:r/>
+            <w:r>
+              <w:rPr>
+                <w:rFonts w:ascii="Arial" w:hAnsi="Arial" w:eastAsia="Microsoft YaHei"/>
+                <w:b w:val="0"/>
+                <w:sz w:val="20"/>
+              </w:rPr>
+              <w:t>发给 Trae 的 V1.0 长提示词（docs/02 里那段）</w:t>
+            </w:r>
+          </w:p>
+        </w:tc>
+        <w:tc>
+          <w:tcPr>
+            <w:tcW w:type="dxa" w:w="1728"/>
+          </w:tcPr>
+          <w:p>
+            <w:r/>
+            <w:r>
+              <w:rPr>
+                <w:rFonts w:ascii="Arial" w:hAnsi="Arial" w:eastAsia="Microsoft YaHei"/>
+                <w:b w:val="0"/>
+                <w:sz w:val="20"/>
+              </w:rPr>
+              <w:t>Trae 对话</w:t>
+            </w:r>
+          </w:p>
+        </w:tc>
+        <w:tc>
+          <w:tcPr>
+            <w:tcW w:type="dxa" w:w="1728"/>
+          </w:tcPr>
+          <w:p>
+            <w:r/>
+            <w:r>
+              <w:rPr>
+                <w:rFonts w:ascii="Arial" w:hAnsi="Arial" w:eastAsia="Microsoft YaHei"/>
+                <w:b w:val="0"/>
+                <w:sz w:val="20"/>
+              </w:rPr>
+              <w:t>制定底层约束</w:t>
+            </w:r>
+          </w:p>
+        </w:tc>
+        <w:tc>
+          <w:tcPr>
+            <w:tcW w:type="dxa" w:w="1728"/>
+          </w:tcPr>
+          <w:p>
+            <w:r/>
+            <w:r>
+              <w:rPr>
+                <w:rFonts w:ascii="Arial" w:hAnsi="Arial" w:eastAsia="Microsoft YaHei"/>
+                <w:b w:val="0"/>
+                <w:sz w:val="20"/>
+              </w:rPr>
+              <w:t>⬜</w:t>
+            </w:r>
+          </w:p>
+        </w:tc>
+      </w:tr>
+      <w:tr>
+        <w:tc>
+          <w:tcPr>
+            <w:tcW w:type="dxa" w:w="1728"/>
+          </w:tcPr>
+          <w:p>
+            <w:r/>
+            <w:r>
+              <w:rPr>
+                <w:rFonts w:ascii="Arial" w:hAnsi="Arial" w:eastAsia="Microsoft YaHei"/>
+                <w:b w:val="0"/>
+                <w:sz w:val="20"/>
+              </w:rPr>
+              <w:t>5 ⭐</w:t>
+            </w:r>
+          </w:p>
+        </w:tc>
+        <w:tc>
+          <w:tcPr>
+            <w:tcW w:type="dxa" w:w="1728"/>
+          </w:tcPr>
+          <w:p>
+            <w:r/>
+            <w:r>
+              <w:rPr>
+                <w:rFonts w:ascii="Arial" w:hAnsi="Arial" w:eastAsia="Microsoft YaHei"/>
+                <w:b w:val="0"/>
+                <w:sz w:val="20"/>
+              </w:rPr>
+              <w:t>MP3/MP4 讨论 → "重型多媒体外链引用"的对话</w:t>
+            </w:r>
+          </w:p>
+        </w:tc>
+        <w:tc>
+          <w:tcPr>
+            <w:tcW w:type="dxa" w:w="1728"/>
+          </w:tcPr>
+          <w:p>
+            <w:r/>
+            <w:r>
+              <w:rPr>
+                <w:rFonts w:ascii="Arial" w:hAnsi="Arial" w:eastAsia="Microsoft YaHei"/>
+                <w:b w:val="0"/>
+                <w:sz w:val="20"/>
+              </w:rPr>
+              <w:t>DeepSeek 对话</w:t>
+            </w:r>
+          </w:p>
+        </w:tc>
+        <w:tc>
+          <w:tcPr>
+            <w:tcW w:type="dxa" w:w="1728"/>
+          </w:tcPr>
+          <w:p>
+            <w:r/>
+            <w:r>
+              <w:rPr>
+                <w:rFonts w:ascii="Arial" w:hAnsi="Arial" w:eastAsia="Microsoft YaHei"/>
+                <w:b w:val="0"/>
+                <w:sz w:val="20"/>
+              </w:rPr>
+              <w:t>重型多媒体的降维妥协</w:t>
+            </w:r>
+          </w:p>
+        </w:tc>
+        <w:tc>
+          <w:tcPr>
+            <w:tcW w:type="dxa" w:w="1728"/>
+          </w:tcPr>
+          <w:p>
+            <w:r/>
+            <w:r>
+              <w:rPr>
+                <w:rFonts w:ascii="Arial" w:hAnsi="Arial" w:eastAsia="Microsoft YaHei"/>
+                <w:b w:val="0"/>
+                <w:sz w:val="20"/>
+              </w:rPr>
+              <w:t>⬜</w:t>
+            </w:r>
+          </w:p>
+        </w:tc>
+      </w:tr>
+      <w:tr>
+        <w:tc>
+          <w:tcPr>
+            <w:tcW w:type="dxa" w:w="1728"/>
+          </w:tcPr>
+          <w:p>
+            <w:r/>
+            <w:r>
+              <w:rPr>
+                <w:rFonts w:ascii="Arial" w:hAnsi="Arial" w:eastAsia="Microsoft YaHei"/>
+                <w:b w:val="0"/>
+                <w:sz w:val="20"/>
+              </w:rPr>
+              <w:t>6 ⭐（新增）</w:t>
+            </w:r>
+          </w:p>
+        </w:tc>
+        <w:tc>
+          <w:tcPr>
+            <w:tcW w:type="dxa" w:w="1728"/>
+          </w:tcPr>
+          <w:p>
+            <w:r/>
+            <w:r>
+              <w:rPr>
+                <w:rFonts w:ascii="Arial" w:hAnsi="Arial" w:eastAsia="Microsoft YaHei"/>
+                <w:b w:val="0"/>
+                <w:sz w:val="20"/>
+              </w:rPr>
+              <w:t>三端真机使用后，与 AI 讨论"绝对本地要不要让步给云同步、如何用密码学守住底线"的对话（本次 Trae 对话即可）</w:t>
+            </w:r>
+          </w:p>
+        </w:tc>
+        <w:tc>
+          <w:tcPr>
+            <w:tcW w:type="dxa" w:w="1728"/>
+          </w:tcPr>
+          <w:p>
+            <w:r/>
+            <w:r>
+              <w:rPr>
+                <w:rFonts w:ascii="Arial" w:hAnsi="Arial" w:eastAsia="Microsoft YaHei"/>
+                <w:b w:val="0"/>
+                <w:sz w:val="20"/>
+              </w:rPr>
+              <w:t>Trae 对话</w:t>
+            </w:r>
+          </w:p>
+        </w:tc>
+        <w:tc>
+          <w:tcPr>
+            <w:tcW w:type="dxa" w:w="1728"/>
+          </w:tcPr>
+          <w:p>
+            <w:r/>
+            <w:r>
+              <w:rPr>
+                <w:rFonts w:ascii="Arial" w:hAnsi="Arial" w:eastAsia="Microsoft YaHei"/>
+                <w:b w:val="0"/>
+                <w:sz w:val="20"/>
+              </w:rPr>
+              <w:t>真实使用倒逼理念进化：物理隔离→密码学隔离</w:t>
+            </w:r>
+          </w:p>
+        </w:tc>
+        <w:tc>
+          <w:tcPr>
+            <w:tcW w:type="dxa" w:w="1728"/>
+          </w:tcPr>
+          <w:p>
+            <w:r/>
+            <w:r>
+              <w:rPr>
+                <w:rFonts w:ascii="Arial" w:hAnsi="Arial" w:eastAsia="Microsoft YaHei"/>
+                <w:b w:val="0"/>
+                <w:sz w:val="20"/>
+              </w:rPr>
+              <w:t>⬜</w:t>
+            </w:r>
+          </w:p>
+        </w:tc>
+      </w:tr>
+    </w:tbl>
+    <w:p/>
+    <w:p>
+      <w:pPr>
+        <w:spacing w:before="280" w:after="120"/>
+      </w:pPr>
+      <w:r>
+        <w:rPr>
+          <w:rFonts w:ascii="Arial" w:hAnsi="Arial" w:eastAsia="Microsoft YaHei"/>
+          <w:b/>
+          <w:color w:val="1D1D1F"/>
+          <w:sz w:val="32"/>
+        </w:rPr>
+        <w:t>三、实践二 Demo：过程留痕</w:t>
       </w:r>
     </w:p>
     <w:tbl>
@@ -597,7 +1265,7 @@
                 <w:b/>
                 <w:sz w:val="20"/>
               </w:rPr>
-              <w:t>在哪截</w:t>
+              <w:t>时机</w:t>
             </w:r>
           </w:p>
         </w:tc>
@@ -613,7 +1281,7 @@
                 <w:b/>
                 <w:sz w:val="20"/>
               </w:rPr>
-              <w:t>图注（写进报告）</w:t>
+              <w:t>状态</w:t>
             </w:r>
           </w:p>
         </w:tc>
@@ -631,7 +1299,7 @@
                 <w:b w:val="0"/>
                 <w:sz w:val="20"/>
               </w:rPr>
-              <w:t>1</w:t>
+              <w:t>D1</w:t>
             </w:r>
           </w:p>
         </w:tc>
@@ -647,7 +1315,7 @@
                 <w:b w:val="0"/>
                 <w:sz w:val="20"/>
               </w:rPr>
-              <w:t>AI 推荐"读书笔记卡片"被你否决、转向"本地多模态收纳"的对话</w:t>
+              <w:t>Trae 中发送 V1.0 提示词、AI 开始生成代码的对话</w:t>
             </w:r>
           </w:p>
         </w:tc>
@@ -663,7 +1331,7 @@
                 <w:b w:val="0"/>
                 <w:sz w:val="20"/>
               </w:rPr>
-              <w:t>DeepSeek 分享对话</w:t>
+              <w:t>开工时</w:t>
             </w:r>
           </w:p>
         </w:tc>
@@ -679,7 +1347,7 @@
                 <w:b w:val="0"/>
                 <w:sz w:val="20"/>
               </w:rPr>
-              <w:t>推翻 AI 的平庸套路</w:t>
+              <w:t>⬜（对话记录可回翻截取）</w:t>
             </w:r>
           </w:p>
         </w:tc>
@@ -697,7 +1365,7 @@
                 <w:b w:val="0"/>
                 <w:sz w:val="20"/>
               </w:rPr>
-              <w:t>2</w:t>
+              <w:t>D2</w:t>
             </w:r>
           </w:p>
         </w:tc>
@@ -713,7 +1381,7 @@
                 <w:b w:val="0"/>
                 <w:sz w:val="20"/>
               </w:rPr>
-              <w:t>讨论拖拽 → 改为"多选勾选+抽屉"的对话</w:t>
+              <w:t>六层代码结构注释横幅（数据层/2B 云同步层/渲染层/事件层分界）</w:t>
             </w:r>
           </w:p>
         </w:tc>
@@ -729,7 +1397,7 @@
                 <w:b w:val="0"/>
                 <w:sz w:val="20"/>
               </w:rPr>
-              <w:t>DeepSeek 对话</w:t>
+              <w:t>现在即可截 v1.3.5</w:t>
             </w:r>
           </w:p>
         </w:tc>
@@ -745,7 +1413,7 @@
                 <w:b w:val="0"/>
                 <w:sz w:val="20"/>
               </w:rPr>
-              <w:t>交互设计的降维取舍</w:t>
+              <w:t>⬜</w:t>
             </w:r>
           </w:p>
         </w:tc>
@@ -763,7 +1431,7 @@
                 <w:b w:val="0"/>
                 <w:sz w:val="20"/>
               </w:rPr>
-              <w:t>3</w:t>
+              <w:t>D3</w:t>
             </w:r>
           </w:p>
         </w:tc>
@@ -779,7 +1447,7 @@
                 <w:b w:val="0"/>
                 <w:sz w:val="20"/>
               </w:rPr>
-              <w:t>你提出"冷库/工作台/内核"三层空间的对话</w:t>
+              <w:t>浏览器 DevTools → Application → IndexedDB → inspiration-inbox 里真实的一条记录（含 updatedAt、parentId 预留字段）</w:t>
             </w:r>
           </w:p>
         </w:tc>
@@ -795,7 +1463,7 @@
                 <w:b w:val="0"/>
                 <w:sz w:val="20"/>
               </w:rPr>
-              <w:t>DeepSeek 对话</w:t>
+              <w:t>现在即可截</w:t>
             </w:r>
           </w:p>
         </w:tc>
@@ -811,7 +1479,7 @@
                 <w:b w:val="0"/>
                 <w:sz w:val="20"/>
               </w:rPr>
-              <w:t>架构升维</w:t>
+              <w:t>⬜</w:t>
             </w:r>
           </w:p>
         </w:tc>
@@ -829,7 +1497,7 @@
                 <w:b w:val="0"/>
                 <w:sz w:val="20"/>
               </w:rPr>
-              <w:t>4</w:t>
+              <w:t>D4</w:t>
             </w:r>
           </w:p>
         </w:tc>
@@ -845,7 +1513,7 @@
                 <w:b w:val="0"/>
                 <w:sz w:val="20"/>
               </w:rPr>
-              <w:t>发给 Trae 的 V1.0 长提示词（docs/02 里那段）</w:t>
+              <w:t>封存文字+标签+图片的录入区 + 瀑布流卡片</w:t>
             </w:r>
           </w:p>
         </w:tc>
@@ -861,7 +1529,7 @@
                 <w:b w:val="0"/>
                 <w:sz w:val="20"/>
               </w:rPr>
-              <w:t>Trae 对话</w:t>
+              <w:t>现在即可截</w:t>
             </w:r>
           </w:p>
         </w:tc>
@@ -877,7 +1545,7 @@
                 <w:b w:val="0"/>
                 <w:sz w:val="20"/>
               </w:rPr>
-              <w:t>制定底层约束</w:t>
+              <w:t>⬜</w:t>
             </w:r>
           </w:p>
         </w:tc>
@@ -895,7 +1563,7 @@
                 <w:b w:val="0"/>
                 <w:sz w:val="20"/>
               </w:rPr>
-              <w:t>5（加分项）</w:t>
+              <w:t>D5</w:t>
             </w:r>
           </w:p>
         </w:tc>
@@ -911,7 +1579,7 @@
                 <w:b w:val="0"/>
                 <w:sz w:val="20"/>
               </w:rPr>
-              <w:t>MP3/MP4 讨论 → "重型多媒体外链引用"的对话</w:t>
+              <w:t>抽屉滑出、背景瀑布流仍可见的画面（电脑右侧 40%）</w:t>
             </w:r>
           </w:p>
         </w:tc>
@@ -927,7 +1595,7 @@
                 <w:b w:val="0"/>
                 <w:sz w:val="20"/>
               </w:rPr>
-              <w:t>DeepSeek 对话</w:t>
+              <w:t>现在即可截</w:t>
             </w:r>
           </w:p>
         </w:tc>
@@ -943,84 +1611,7 @@
                 <w:b w:val="0"/>
                 <w:sz w:val="20"/>
               </w:rPr>
-              <w:t>重型多媒体的降维妥协</w:t>
-            </w:r>
-          </w:p>
-        </w:tc>
-      </w:tr>
-    </w:tbl>
-    <w:p/>
-    <w:p>
-      <w:pPr>
-        <w:spacing w:before="280" w:after="120"/>
-      </w:pPr>
-      <w:r>
-        <w:rPr>
-          <w:rFonts w:ascii="Arial" w:hAnsi="Arial" w:eastAsia="Microsoft YaHei"/>
-          <w:b/>
-          <w:color w:val="1D1D1F"/>
-          <w:sz w:val="32"/>
-        </w:rPr>
-        <w:t>三、实践二 Demo：过程留痕（写代码时同步截图）</w:t>
-      </w:r>
-    </w:p>
-    <w:tbl>
-      <w:tblPr>
-        <w:tblStyle w:val="LightGrid-Accent1"/>
-        <w:tblW w:type="auto" w:w="0"/>
-        <w:tblLook w:firstColumn="1" w:firstRow="1" w:lastColumn="0" w:lastRow="0" w:noHBand="0" w:noVBand="1" w:val="04A0"/>
-      </w:tblPr>
-      <w:tblGrid>
-        <w:gridCol w:w="2880"/>
-        <w:gridCol w:w="2880"/>
-        <w:gridCol w:w="2880"/>
-      </w:tblGrid>
-      <w:tr>
-        <w:tc>
-          <w:tcPr>
-            <w:tcW w:type="dxa" w:w="2880"/>
-          </w:tcPr>
-          <w:p>
-            <w:r/>
-            <w:r>
-              <w:rPr>
-                <w:rFonts w:ascii="Arial" w:hAnsi="Arial" w:eastAsia="Microsoft YaHei"/>
-                <w:b/>
-                <w:sz w:val="20"/>
-              </w:rPr>
-              <w:t>编号</w:t>
-            </w:r>
-          </w:p>
-        </w:tc>
-        <w:tc>
-          <w:tcPr>
-            <w:tcW w:type="dxa" w:w="2880"/>
-          </w:tcPr>
-          <w:p>
-            <w:r/>
-            <w:r>
-              <w:rPr>
-                <w:rFonts w:ascii="Arial" w:hAnsi="Arial" w:eastAsia="Microsoft YaHei"/>
-                <w:b/>
-                <w:sz w:val="20"/>
-              </w:rPr>
-              <w:t>截什么</w:t>
-            </w:r>
-          </w:p>
-        </w:tc>
-        <w:tc>
-          <w:tcPr>
-            <w:tcW w:type="dxa" w:w="2880"/>
-          </w:tcPr>
-          <w:p>
-            <w:r/>
-            <w:r>
-              <w:rPr>
-                <w:rFonts w:ascii="Arial" w:hAnsi="Arial" w:eastAsia="Microsoft YaHei"/>
-                <w:b/>
-                <w:sz w:val="20"/>
-              </w:rPr>
-              <w:t>时机</w:t>
+              <w:t>⬜</w:t>
             </w:r>
           </w:p>
         </w:tc>
@@ -1028,257 +1619,7 @@
       <w:tr>
         <w:tc>
           <w:tcPr>
-            <w:tcW w:type="dxa" w:w="2880"/>
-          </w:tcPr>
-          <w:p>
-            <w:r/>
-            <w:r>
-              <w:rPr>
-                <w:rFonts w:ascii="Arial" w:hAnsi="Arial" w:eastAsia="Microsoft YaHei"/>
-                <w:b w:val="0"/>
-                <w:sz w:val="20"/>
-              </w:rPr>
-              <w:t>D1</w:t>
-            </w:r>
-          </w:p>
-        </w:tc>
-        <w:tc>
-          <w:tcPr>
-            <w:tcW w:type="dxa" w:w="2880"/>
-          </w:tcPr>
-          <w:p>
-            <w:r/>
-            <w:r>
-              <w:rPr>
-                <w:rFonts w:ascii="Arial" w:hAnsi="Arial" w:eastAsia="Microsoft YaHei"/>
-                <w:b w:val="0"/>
-                <w:sz w:val="20"/>
-              </w:rPr>
-              <w:t>Trae 中发送 V1.0 提示词、AI 开始生成代码的对话</w:t>
-            </w:r>
-          </w:p>
-        </w:tc>
-        <w:tc>
-          <w:tcPr>
-            <w:tcW w:type="dxa" w:w="2880"/>
-          </w:tcPr>
-          <w:p>
-            <w:r/>
-            <w:r>
-              <w:rPr>
-                <w:rFonts w:ascii="Arial" w:hAnsi="Arial" w:eastAsia="Microsoft YaHei"/>
-                <w:b w:val="0"/>
-                <w:sz w:val="20"/>
-              </w:rPr>
-              <w:t>今天开工时</w:t>
-            </w:r>
-          </w:p>
-        </w:tc>
-      </w:tr>
-      <w:tr>
-        <w:tc>
-          <w:tcPr>
-            <w:tcW w:type="dxa" w:w="2880"/>
-          </w:tcPr>
-          <w:p>
-            <w:r/>
-            <w:r>
-              <w:rPr>
-                <w:rFonts w:ascii="Arial" w:hAnsi="Arial" w:eastAsia="Microsoft YaHei"/>
-                <w:b w:val="0"/>
-                <w:sz w:val="20"/>
-              </w:rPr>
-              <w:t>D2</w:t>
-            </w:r>
-          </w:p>
-        </w:tc>
-        <w:tc>
-          <w:tcPr>
-            <w:tcW w:type="dxa" w:w="2880"/>
-          </w:tcPr>
-          <w:p>
-            <w:r/>
-            <w:r>
-              <w:rPr>
-                <w:rFonts w:ascii="Arial" w:hAnsi="Arial" w:eastAsia="Microsoft YaHei"/>
-                <w:b w:val="0"/>
-                <w:sz w:val="20"/>
-              </w:rPr>
-              <w:t>六层代码结构注释横幅（数据层/渲染层/事件层分界）</w:t>
-            </w:r>
-          </w:p>
-        </w:tc>
-        <w:tc>
-          <w:tcPr>
-            <w:tcW w:type="dxa" w:w="2880"/>
-          </w:tcPr>
-          <w:p>
-            <w:r/>
-            <w:r>
-              <w:rPr>
-                <w:rFonts w:ascii="Arial" w:hAnsi="Arial" w:eastAsia="Microsoft YaHei"/>
-                <w:b w:val="0"/>
-                <w:sz w:val="20"/>
-              </w:rPr>
-              <w:t>代码生成后</w:t>
-            </w:r>
-          </w:p>
-        </w:tc>
-      </w:tr>
-      <w:tr>
-        <w:tc>
-          <w:tcPr>
-            <w:tcW w:type="dxa" w:w="2880"/>
-          </w:tcPr>
-          <w:p>
-            <w:r/>
-            <w:r>
-              <w:rPr>
-                <w:rFonts w:ascii="Arial" w:hAnsi="Arial" w:eastAsia="Microsoft YaHei"/>
-                <w:b w:val="0"/>
-                <w:sz w:val="20"/>
-              </w:rPr>
-              <w:t>D3</w:t>
-            </w:r>
-          </w:p>
-        </w:tc>
-        <w:tc>
-          <w:tcPr>
-            <w:tcW w:type="dxa" w:w="2880"/>
-          </w:tcPr>
-          <w:p>
-            <w:r/>
-            <w:r>
-              <w:rPr>
-                <w:rFonts w:ascii="Arial" w:hAnsi="Arial" w:eastAsia="Microsoft YaHei"/>
-                <w:b w:val="0"/>
-                <w:sz w:val="20"/>
-              </w:rPr>
-              <w:t>浏览器 DevTools → Application → IndexedDB → inspiration-inbox 里真实的一条记录</w:t>
-            </w:r>
-          </w:p>
-        </w:tc>
-        <w:tc>
-          <w:tcPr>
-            <w:tcW w:type="dxa" w:w="2880"/>
-          </w:tcPr>
-          <w:p>
-            <w:r/>
-            <w:r>
-              <w:rPr>
-                <w:rFonts w:ascii="Arial" w:hAnsi="Arial" w:eastAsia="Microsoft YaHei"/>
-                <w:b w:val="0"/>
-                <w:sz w:val="20"/>
-              </w:rPr>
-              <w:t>首次封存成功后</w:t>
-            </w:r>
-          </w:p>
-        </w:tc>
-      </w:tr>
-      <w:tr>
-        <w:tc>
-          <w:tcPr>
-            <w:tcW w:type="dxa" w:w="2880"/>
-          </w:tcPr>
-          <w:p>
-            <w:r/>
-            <w:r>
-              <w:rPr>
-                <w:rFonts w:ascii="Arial" w:hAnsi="Arial" w:eastAsia="Microsoft YaHei"/>
-                <w:b w:val="0"/>
-                <w:sz w:val="20"/>
-              </w:rPr>
-              <w:t>D4</w:t>
-            </w:r>
-          </w:p>
-        </w:tc>
-        <w:tc>
-          <w:tcPr>
-            <w:tcW w:type="dxa" w:w="2880"/>
-          </w:tcPr>
-          <w:p>
-            <w:r/>
-            <w:r>
-              <w:rPr>
-                <w:rFonts w:ascii="Arial" w:hAnsi="Arial" w:eastAsia="Microsoft YaHei"/>
-                <w:b w:val="0"/>
-                <w:sz w:val="20"/>
-              </w:rPr>
-              <w:t>封存文字+标签+图片的录入区 + 瀑布流卡片</w:t>
-            </w:r>
-          </w:p>
-        </w:tc>
-        <w:tc>
-          <w:tcPr>
-            <w:tcW w:type="dxa" w:w="2880"/>
-          </w:tcPr>
-          <w:p>
-            <w:r/>
-            <w:r>
-              <w:rPr>
-                <w:rFonts w:ascii="Arial" w:hAnsi="Arial" w:eastAsia="Microsoft YaHei"/>
-                <w:b w:val="0"/>
-                <w:sz w:val="20"/>
-              </w:rPr>
-              <w:t>V1.0 跑通后</w:t>
-            </w:r>
-          </w:p>
-        </w:tc>
-      </w:tr>
-      <w:tr>
-        <w:tc>
-          <w:tcPr>
-            <w:tcW w:type="dxa" w:w="2880"/>
-          </w:tcPr>
-          <w:p>
-            <w:r/>
-            <w:r>
-              <w:rPr>
-                <w:rFonts w:ascii="Arial" w:hAnsi="Arial" w:eastAsia="Microsoft YaHei"/>
-                <w:b w:val="0"/>
-                <w:sz w:val="20"/>
-              </w:rPr>
-              <w:t>D5</w:t>
-            </w:r>
-          </w:p>
-        </w:tc>
-        <w:tc>
-          <w:tcPr>
-            <w:tcW w:type="dxa" w:w="2880"/>
-          </w:tcPr>
-          <w:p>
-            <w:r/>
-            <w:r>
-              <w:rPr>
-                <w:rFonts w:ascii="Arial" w:hAnsi="Arial" w:eastAsia="Microsoft YaHei"/>
-                <w:b w:val="0"/>
-                <w:sz w:val="20"/>
-              </w:rPr>
-              <w:t>抽屉滑出、背景瀑布流仍可见的画面（电脑右侧 40%）</w:t>
-            </w:r>
-          </w:p>
-        </w:tc>
-        <w:tc>
-          <w:tcPr>
-            <w:tcW w:type="dxa" w:w="2880"/>
-          </w:tcPr>
-          <w:p>
-            <w:r/>
-            <w:r>
-              <w:rPr>
-                <w:rFonts w:ascii="Arial" w:hAnsi="Arial" w:eastAsia="Microsoft YaHei"/>
-                <w:b w:val="0"/>
-                <w:sz w:val="20"/>
-              </w:rPr>
-              <w:t>演示抽屉时</w:t>
-            </w:r>
-          </w:p>
-        </w:tc>
-      </w:tr>
-      <w:tr>
-        <w:tc>
-          <w:tcPr>
-            <w:tcW w:type="dxa" w:w="2880"/>
+            <w:tcW w:type="dxa" w:w="2160"/>
           </w:tcPr>
           <w:p>
             <w:r/>
@@ -1294,7 +1635,7 @@
         </w:tc>
         <w:tc>
           <w:tcPr>
-            <w:tcW w:type="dxa" w:w="2880"/>
+            <w:tcW w:type="dxa" w:w="2160"/>
           </w:tcPr>
           <w:p>
             <w:r/>
@@ -1310,7 +1651,7 @@
         </w:tc>
         <w:tc>
           <w:tcPr>
-            <w:tcW w:type="dxa" w:w="2880"/>
+            <w:tcW w:type="dxa" w:w="2160"/>
           </w:tcPr>
           <w:p>
             <w:r/>
@@ -1320,7 +1661,23 @@
                 <w:b w:val="0"/>
                 <w:sz w:val="20"/>
               </w:rPr>
-              <w:t>主题测试时</w:t>
+              <w:t>现在即可截</w:t>
+            </w:r>
+          </w:p>
+        </w:tc>
+        <w:tc>
+          <w:tcPr>
+            <w:tcW w:type="dxa" w:w="2160"/>
+          </w:tcPr>
+          <w:p>
+            <w:r/>
+            <w:r>
+              <w:rPr>
+                <w:rFonts w:ascii="Arial" w:hAnsi="Arial" w:eastAsia="Microsoft YaHei"/>
+                <w:b w:val="0"/>
+                <w:sz w:val="20"/>
+              </w:rPr>
+              <w:t>⬜</w:t>
             </w:r>
           </w:p>
         </w:tc>
@@ -1328,7 +1685,7 @@
       <w:tr>
         <w:tc>
           <w:tcPr>
-            <w:tcW w:type="dxa" w:w="2880"/>
+            <w:tcW w:type="dxa" w:w="2160"/>
           </w:tcPr>
           <w:p>
             <w:r/>
@@ -1344,7 +1701,7 @@
         </w:tc>
         <w:tc>
           <w:tcPr>
-            <w:tcW w:type="dxa" w:w="2880"/>
+            <w:tcW w:type="dxa" w:w="2160"/>
           </w:tcPr>
           <w:p>
             <w:r/>
@@ -1360,7 +1717,7 @@
         </w:tc>
         <w:tc>
           <w:tcPr>
-            <w:tcW w:type="dxa" w:w="2880"/>
+            <w:tcW w:type="dxa" w:w="2160"/>
           </w:tcPr>
           <w:p>
             <w:r/>
@@ -1374,11 +1731,27 @@
             </w:r>
           </w:p>
         </w:tc>
+        <w:tc>
+          <w:tcPr>
+            <w:tcW w:type="dxa" w:w="2160"/>
+          </w:tcPr>
+          <w:p>
+            <w:r/>
+            <w:r>
+              <w:rPr>
+                <w:rFonts w:ascii="Arial" w:hAnsi="Arial" w:eastAsia="Microsoft YaHei"/>
+                <w:b w:val="0"/>
+                <w:sz w:val="20"/>
+              </w:rPr>
+              <w:t>⬜</w:t>
+            </w:r>
+          </w:p>
+        </w:tc>
       </w:tr>
       <w:tr>
         <w:tc>
           <w:tcPr>
-            <w:tcW w:type="dxa" w:w="2880"/>
+            <w:tcW w:type="dxa" w:w="2160"/>
           </w:tcPr>
           <w:p>
             <w:r/>
@@ -1394,7 +1767,7 @@
         </w:tc>
         <w:tc>
           <w:tcPr>
-            <w:tcW w:type="dxa" w:w="2880"/>
+            <w:tcW w:type="dxa" w:w="2160"/>
           </w:tcPr>
           <w:p>
             <w:r/>
@@ -1426,7 +1799,7 @@
         </w:tc>
         <w:tc>
           <w:tcPr>
-            <w:tcW w:type="dxa" w:w="2880"/>
+            <w:tcW w:type="dxa" w:w="2160"/>
           </w:tcPr>
           <w:p>
             <w:r/>
@@ -1440,11 +1813,27 @@
             </w:r>
           </w:p>
         </w:tc>
+        <w:tc>
+          <w:tcPr>
+            <w:tcW w:type="dxa" w:w="2160"/>
+          </w:tcPr>
+          <w:p>
+            <w:r/>
+            <w:r>
+              <w:rPr>
+                <w:rFonts w:ascii="Arial" w:hAnsi="Arial" w:eastAsia="Microsoft YaHei"/>
+                <w:b w:val="0"/>
+                <w:sz w:val="20"/>
+              </w:rPr>
+              <w:t>⬜</w:t>
+            </w:r>
+          </w:p>
+        </w:tc>
       </w:tr>
       <w:tr>
         <w:tc>
           <w:tcPr>
-            <w:tcW w:type="dxa" w:w="2880"/>
+            <w:tcW w:type="dxa" w:w="2160"/>
           </w:tcPr>
           <w:p>
             <w:r/>
@@ -1460,7 +1849,7 @@
         </w:tc>
         <w:tc>
           <w:tcPr>
-            <w:tcW w:type="dxa" w:w="2880"/>
+            <w:tcW w:type="dxa" w:w="2160"/>
           </w:tcPr>
           <w:p>
             <w:r/>
@@ -1476,7 +1865,7 @@
         </w:tc>
         <w:tc>
           <w:tcPr>
-            <w:tcW w:type="dxa" w:w="2880"/>
+            <w:tcW w:type="dxa" w:w="2160"/>
           </w:tcPr>
           <w:p>
             <w:r/>
@@ -1490,11 +1879,9 @@
             </w:r>
           </w:p>
         </w:tc>
-      </w:tr>
-      <w:tr>
         <w:tc>
           <w:tcPr>
-            <w:tcW w:type="dxa" w:w="2880"/>
+            <w:tcW w:type="dxa" w:w="2160"/>
           </w:tcPr>
           <w:p>
             <w:r/>
@@ -1504,13 +1891,15 @@
                 <w:b w:val="0"/>
                 <w:sz w:val="20"/>
               </w:rPr>
-              <w:t>D10（加分）</w:t>
+              <w:t>⬜</w:t>
             </w:r>
           </w:p>
         </w:tc>
+      </w:tr>
+      <w:tr>
         <w:tc>
           <w:tcPr>
-            <w:tcW w:type="dxa" w:w="2880"/>
+            <w:tcW w:type="dxa" w:w="2160"/>
           </w:tcPr>
           <w:p>
             <w:r/>
@@ -1520,13 +1909,13 @@
                 <w:b w:val="0"/>
                 <w:sz w:val="20"/>
               </w:rPr>
-              <w:t>任意一次控制台报错红字 → 你把报错发给 AI → 修复成功的对话</w:t>
+              <w:t>D10 ⭐</w:t>
             </w:r>
           </w:p>
         </w:tc>
         <w:tc>
           <w:tcPr>
-            <w:tcW w:type="dxa" w:w="2880"/>
+            <w:tcW w:type="dxa" w:w="2160"/>
           </w:tcPr>
           <w:p>
             <w:r/>
@@ -1536,7 +1925,39 @@
                 <w:b w:val="0"/>
                 <w:sz w:val="20"/>
               </w:rPr>
-              <w:t>出现 Bug 时，别错过现场</w:t>
+              <w:t>真机调试三连（本轮真实发生，素材最佳）：① 手机点"安装 App"无反应 → 截图发 AI → v1.3.1 出引导；② iPad 碎片增多右侧白块（只剩删除叉）→ v1.3.4 flex 分列修复；③ 电脑同步比手机慢 → v1.3.5 no-store+45 秒轮询</w:t>
+            </w:r>
+          </w:p>
+        </w:tc>
+        <w:tc>
+          <w:tcPr>
+            <w:tcW w:type="dxa" w:w="2160"/>
+          </w:tcPr>
+          <w:p>
+            <w:r/>
+            <w:r>
+              <w:rPr>
+                <w:rFonts w:ascii="Arial" w:hAnsi="Arial" w:eastAsia="Microsoft YaHei"/>
+                <w:b w:val="0"/>
+                <w:sz w:val="20"/>
+              </w:rPr>
+              <w:t>已修复，可截"问题现场（历史照片/当时截图）+ 修复后对比 + 对话记录"组合</w:t>
+            </w:r>
+          </w:p>
+        </w:tc>
+        <w:tc>
+          <w:tcPr>
+            <w:tcW w:type="dxa" w:w="2160"/>
+          </w:tcPr>
+          <w:p>
+            <w:r/>
+            <w:r>
+              <w:rPr>
+                <w:rFonts w:ascii="Arial" w:hAnsi="Arial" w:eastAsia="Microsoft YaHei"/>
+                <w:b w:val="0"/>
+                <w:sz w:val="20"/>
+              </w:rPr>
+              <w:t>⬜</w:t>
             </w:r>
           </w:p>
         </w:tc>
@@ -1544,7 +1965,7 @@
       <w:tr>
         <w:tc>
           <w:tcPr>
-            <w:tcW w:type="dxa" w:w="2880"/>
+            <w:tcW w:type="dxa" w:w="2160"/>
           </w:tcPr>
           <w:p>
             <w:r/>
@@ -1560,7 +1981,7 @@
         </w:tc>
         <w:tc>
           <w:tcPr>
-            <w:tcW w:type="dxa" w:w="2880"/>
+            <w:tcW w:type="dxa" w:w="2160"/>
           </w:tcPr>
           <w:p>
             <w:r/>
@@ -1576,7 +1997,7 @@
         </w:tc>
         <w:tc>
           <w:tcPr>
-            <w:tcW w:type="dxa" w:w="2880"/>
+            <w:tcW w:type="dxa" w:w="2160"/>
           </w:tcPr>
           <w:p>
             <w:r/>
@@ -1586,7 +2007,23 @@
                 <w:b w:val="0"/>
                 <w:sz w:val="20"/>
               </w:rPr>
-              <w:t>PWA 安装后</w:t>
+              <w:t>三端均已安装</w:t>
+            </w:r>
+          </w:p>
+        </w:tc>
+        <w:tc>
+          <w:tcPr>
+            <w:tcW w:type="dxa" w:w="2160"/>
+          </w:tcPr>
+          <w:p>
+            <w:r/>
+            <w:r>
+              <w:rPr>
+                <w:rFonts w:ascii="Arial" w:hAnsi="Arial" w:eastAsia="Microsoft YaHei"/>
+                <w:b w:val="0"/>
+                <w:sz w:val="20"/>
+              </w:rPr>
+              <w:t>⬜</w:t>
             </w:r>
           </w:p>
         </w:tc>
@@ -1594,7 +2031,7 @@
       <w:tr>
         <w:tc>
           <w:tcPr>
-            <w:tcW w:type="dxa" w:w="2880"/>
+            <w:tcW w:type="dxa" w:w="2160"/>
           </w:tcPr>
           <w:p>
             <w:r/>
@@ -1610,7 +2047,7 @@
         </w:tc>
         <w:tc>
           <w:tcPr>
-            <w:tcW w:type="dxa" w:w="2880"/>
+            <w:tcW w:type="dxa" w:w="2160"/>
           </w:tcPr>
           <w:p>
             <w:r/>
@@ -1620,13 +2057,13 @@
                 <w:b w:val="0"/>
                 <w:sz w:val="20"/>
               </w:rPr>
-              <w:t>GitHub 仓库 Commits 与 v1.x 标签（版本管理意识）</w:t>
+              <w:t>GitHub 仓库 Commits 与 v1.0～v1.3.5 标签（版本管理意识）</w:t>
             </w:r>
           </w:p>
         </w:tc>
         <w:tc>
           <w:tcPr>
-            <w:tcW w:type="dxa" w:w="2880"/>
+            <w:tcW w:type="dxa" w:w="2160"/>
           </w:tcPr>
           <w:p>
             <w:r/>
@@ -1636,15 +2073,13 @@
                 <w:b w:val="0"/>
                 <w:sz w:val="20"/>
               </w:rPr>
-              <w:t>推送后</w:t>
+              <w:t>现在即可截</w:t>
             </w:r>
           </w:p>
         </w:tc>
-      </w:tr>
-      <w:tr>
         <w:tc>
           <w:tcPr>
-            <w:tcW w:type="dxa" w:w="2880"/>
+            <w:tcW w:type="dxa" w:w="2160"/>
           </w:tcPr>
           <w:p>
             <w:r/>
@@ -1654,13 +2089,15 @@
                 <w:b w:val="0"/>
                 <w:sz w:val="20"/>
               </w:rPr>
-              <w:t>D13（加分）</w:t>
+              <w:t>⬜</w:t>
             </w:r>
           </w:p>
         </w:tc>
+      </w:tr>
+      <w:tr>
         <w:tc>
           <w:tcPr>
-            <w:tcW w:type="dxa" w:w="2880"/>
+            <w:tcW w:type="dxa" w:w="2160"/>
           </w:tcPr>
           <w:p>
             <w:r/>
@@ -1670,13 +2107,13 @@
                 <w:b w:val="0"/>
                 <w:sz w:val="20"/>
               </w:rPr>
-              <w:t>「☁ 云同步」弹窗（令牌+密码加密说明）、三端同步到同一内容的拼图</w:t>
+              <w:t>D13 ⭐</w:t>
             </w:r>
           </w:p>
         </w:tc>
         <w:tc>
           <w:tcPr>
-            <w:tcW w:type="dxa" w:w="2880"/>
+            <w:tcW w:type="dxa" w:w="2160"/>
           </w:tcPr>
           <w:p>
             <w:r/>
@@ -1686,7 +2123,253 @@
                 <w:b w:val="0"/>
                 <w:sz w:val="20"/>
               </w:rPr>
-              <w:t>V1.3 配置后</w:t>
+              <w:t>「☁ 云同步」弹窗（令牌+加密说明）+ 三端显示同一条内容的拼图；最好录一段"A 设备录入 → B 设备切前台自动出现"</w:t>
+            </w:r>
+          </w:p>
+        </w:tc>
+        <w:tc>
+          <w:tcPr>
+            <w:tcW w:type="dxa" w:w="2160"/>
+          </w:tcPr>
+          <w:p>
+            <w:r/>
+            <w:r>
+              <w:rPr>
+                <w:rFonts w:ascii="Arial" w:hAnsi="Arial" w:eastAsia="Microsoft YaHei"/>
+                <w:b w:val="0"/>
+                <w:sz w:val="20"/>
+              </w:rPr>
+              <w:t>已验证，随时可截/录</w:t>
+            </w:r>
+          </w:p>
+        </w:tc>
+        <w:tc>
+          <w:tcPr>
+            <w:tcW w:type="dxa" w:w="2160"/>
+          </w:tcPr>
+          <w:p>
+            <w:r/>
+            <w:r>
+              <w:rPr>
+                <w:rFonts w:ascii="Arial" w:hAnsi="Arial" w:eastAsia="Microsoft YaHei"/>
+                <w:b w:val="0"/>
+                <w:sz w:val="20"/>
+              </w:rPr>
+              <w:t>⬜</w:t>
+            </w:r>
+          </w:p>
+        </w:tc>
+      </w:tr>
+      <w:tr>
+        <w:tc>
+          <w:tcPr>
+            <w:tcW w:type="dxa" w:w="2160"/>
+          </w:tcPr>
+          <w:p>
+            <w:r/>
+            <w:r>
+              <w:rPr>
+                <w:rFonts w:ascii="Arial" w:hAnsi="Arial" w:eastAsia="Microsoft YaHei"/>
+                <w:b w:val="0"/>
+                <w:sz w:val="20"/>
+              </w:rPr>
+              <w:t>D14 ⭐（新增）</w:t>
+            </w:r>
+          </w:p>
+        </w:tc>
+        <w:tc>
+          <w:tcPr>
+            <w:tcW w:type="dxa" w:w="2160"/>
+          </w:tcPr>
+          <w:p>
+            <w:r/>
+            <w:r>
+              <w:rPr>
+                <w:rFonts w:ascii="Arial" w:hAnsi="Arial" w:eastAsia="Microsoft YaHei"/>
+                <w:b w:val="0"/>
+                <w:sz w:val="20"/>
+              </w:rPr>
+              <w:t xml:space="preserve">加密证据：在 GitHub Gist 网页打开 </w:t>
+            </w:r>
+            <w:r>
+              <w:rPr>
+                <w:rFonts w:ascii="Consolas" w:hAnsi="Consolas" w:eastAsia="Consolas"/>
+                <w:b w:val="0"/>
+                <w:sz w:val="18"/>
+              </w:rPr>
+              <w:t>inspiration-inbox-sync.json</w:t>
+            </w:r>
+            <w:r>
+              <w:rPr>
+                <w:rFonts w:ascii="Arial" w:hAnsi="Arial" w:eastAsia="Microsoft YaHei"/>
+                <w:b w:val="0"/>
+                <w:sz w:val="20"/>
+              </w:rPr>
+              <w:t>，显示的是 base64 乱码（salt/iv/ct），旁边放应用内明文截图对照</w:t>
+            </w:r>
+          </w:p>
+        </w:tc>
+        <w:tc>
+          <w:tcPr>
+            <w:tcW w:type="dxa" w:w="2160"/>
+          </w:tcPr>
+          <w:p>
+            <w:r/>
+            <w:r>
+              <w:rPr>
+                <w:rFonts w:ascii="Arial" w:hAnsi="Arial" w:eastAsia="Microsoft YaHei"/>
+                <w:b w:val="0"/>
+                <w:sz w:val="20"/>
+              </w:rPr>
+              <w:t>现在即可截</w:t>
+            </w:r>
+          </w:p>
+        </w:tc>
+        <w:tc>
+          <w:tcPr>
+            <w:tcW w:type="dxa" w:w="2160"/>
+          </w:tcPr>
+          <w:p>
+            <w:r/>
+            <w:r>
+              <w:rPr>
+                <w:rFonts w:ascii="Arial" w:hAnsi="Arial" w:eastAsia="Microsoft YaHei"/>
+                <w:b w:val="0"/>
+                <w:sz w:val="20"/>
+              </w:rPr>
+              <w:t>⬜</w:t>
+            </w:r>
+          </w:p>
+        </w:tc>
+      </w:tr>
+      <w:tr>
+        <w:tc>
+          <w:tcPr>
+            <w:tcW w:type="dxa" w:w="2160"/>
+          </w:tcPr>
+          <w:p>
+            <w:r/>
+            <w:r>
+              <w:rPr>
+                <w:rFonts w:ascii="Arial" w:hAnsi="Arial" w:eastAsia="Microsoft YaHei"/>
+                <w:b w:val="0"/>
+                <w:sz w:val="20"/>
+              </w:rPr>
+              <w:t>D15 ⭐（新增）</w:t>
+            </w:r>
+          </w:p>
+        </w:tc>
+        <w:tc>
+          <w:tcPr>
+            <w:tcW w:type="dxa" w:w="2160"/>
+          </w:tcPr>
+          <w:p>
+            <w:r/>
+            <w:r>
+              <w:rPr>
+                <w:rFonts w:ascii="Arial" w:hAnsi="Arial" w:eastAsia="Microsoft YaHei"/>
+                <w:b w:val="0"/>
+                <w:sz w:val="20"/>
+              </w:rPr>
+              <w:t>离线可用证据：手机开飞行模式（或电脑断网）打开桌面 App，照常封存一条；联网后其他设备自动出现</w:t>
+            </w:r>
+          </w:p>
+        </w:tc>
+        <w:tc>
+          <w:tcPr>
+            <w:tcW w:type="dxa" w:w="2160"/>
+          </w:tcPr>
+          <w:p>
+            <w:r/>
+            <w:r>
+              <w:rPr>
+                <w:rFonts w:ascii="Arial" w:hAnsi="Arial" w:eastAsia="Microsoft YaHei"/>
+                <w:b w:val="0"/>
+                <w:sz w:val="20"/>
+              </w:rPr>
+              <w:t>随时可录</w:t>
+            </w:r>
+          </w:p>
+        </w:tc>
+        <w:tc>
+          <w:tcPr>
+            <w:tcW w:type="dxa" w:w="2160"/>
+          </w:tcPr>
+          <w:p>
+            <w:r/>
+            <w:r>
+              <w:rPr>
+                <w:rFonts w:ascii="Arial" w:hAnsi="Arial" w:eastAsia="Microsoft YaHei"/>
+                <w:b w:val="0"/>
+                <w:sz w:val="20"/>
+              </w:rPr>
+              <w:t>⬜</w:t>
+            </w:r>
+          </w:p>
+        </w:tc>
+      </w:tr>
+      <w:tr>
+        <w:tc>
+          <w:tcPr>
+            <w:tcW w:type="dxa" w:w="2160"/>
+          </w:tcPr>
+          <w:p>
+            <w:r/>
+            <w:r>
+              <w:rPr>
+                <w:rFonts w:ascii="Arial" w:hAnsi="Arial" w:eastAsia="Microsoft YaHei"/>
+                <w:b w:val="0"/>
+                <w:sz w:val="20"/>
+              </w:rPr>
+              <w:t>D16（新增）</w:t>
+            </w:r>
+          </w:p>
+        </w:tc>
+        <w:tc>
+          <w:tcPr>
+            <w:tcW w:type="dxa" w:w="2160"/>
+          </w:tcPr>
+          <w:p>
+            <w:r/>
+            <w:r>
+              <w:rPr>
+                <w:rFonts w:ascii="Arial" w:hAnsi="Arial" w:eastAsia="Microsoft YaHei"/>
+                <w:b w:val="0"/>
+                <w:sz w:val="20"/>
+              </w:rPr>
+              <w:t>应用左上角版本号 v1.3.5 + SW 更新提示"🔄 发现新版本"任一历史画面</w:t>
+            </w:r>
+          </w:p>
+        </w:tc>
+        <w:tc>
+          <w:tcPr>
+            <w:tcW w:type="dxa" w:w="2160"/>
+          </w:tcPr>
+          <w:p>
+            <w:r/>
+            <w:r>
+              <w:rPr>
+                <w:rFonts w:ascii="Arial" w:hAnsi="Arial" w:eastAsia="Microsoft YaHei"/>
+                <w:b w:val="0"/>
+                <w:sz w:val="20"/>
+              </w:rPr>
+              <w:t>下次更新时抓拍</w:t>
+            </w:r>
+          </w:p>
+        </w:tc>
+        <w:tc>
+          <w:tcPr>
+            <w:tcW w:type="dxa" w:w="2160"/>
+          </w:tcPr>
+          <w:p>
+            <w:r/>
+            <w:r>
+              <w:rPr>
+                <w:rFonts w:ascii="Arial" w:hAnsi="Arial" w:eastAsia="Microsoft YaHei"/>
+                <w:b w:val="0"/>
+                <w:sz w:val="20"/>
+              </w:rPr>
+              <w:t>⬜</w:t>
             </w:r>
           </w:p>
         </w:tc>
@@ -1704,7 +2387,7 @@
           <w:color w:val="1D1D1F"/>
           <w:sz w:val="26"/>
         </w:rPr>
-        <w:t>演示录屏脚本（30-90 秒，建议今天跑通后立刻录）</w:t>
+        <w:t>演示录屏脚本（V1.3.5 版，60-120 秒）</w:t>
       </w:r>
     </w:p>
     <w:p>
@@ -1717,7 +2400,7 @@
           <w:b w:val="0"/>
           <w:sz w:val="22"/>
         </w:rPr>
-        <w:t>打开 index.html（展示双击即开 / 断网可用）；</w:t>
+        <w:t>双击/桌面图标打开 App（展示全屏独立应用、断网可开）；</w:t>
       </w:r>
     </w:p>
     <w:p>
@@ -1743,7 +2426,7 @@
           <w:b w:val="0"/>
           <w:sz w:val="22"/>
         </w:rPr>
-        <w:t>瀑布流出现卡片 → 搜索框输入关键词实时过滤 → 点标签/切 Tab；</w:t>
+        <w:t>瀑布流出卡片 → 搜索框实时过滤 → 点标签/切 Tab；</w:t>
       </w:r>
     </w:p>
     <w:p>
@@ -1756,7 +2439,7 @@
           <w:b w:val="0"/>
           <w:sz w:val="22"/>
         </w:rPr>
-        <w:t>点卡片 → 抽屉滑出，背景仍可滚动；</w:t>
+        <w:t>点卡片 → 抽屉滑出，背景仍可滚动；切换日夜模式；</w:t>
       </w:r>
     </w:p>
     <w:p>
@@ -1769,7 +2452,49 @@
           <w:b w:val="0"/>
           <w:sz w:val="22"/>
         </w:rPr>
-        <w:t>切换日夜模式；</w:t>
+        <w:t>点导出备份 →（电脑）展示备份文件夹自动覆盖 latest.json；</w:t>
+      </w:r>
+    </w:p>
+    <w:p>
+      <w:pPr>
+        <w:pStyle w:val="ListNumber"/>
+      </w:pPr>
+      <w:r>
+        <w:rPr>
+          <w:rFonts w:ascii="Arial" w:hAnsi="Arial" w:eastAsia="Microsoft YaHei"/>
+          <w:b/>
+          <w:sz w:val="22"/>
+        </w:rPr>
+        <w:t>云同步段（亮点）</w:t>
+      </w:r>
+      <w:r>
+        <w:rPr>
+          <w:rFonts w:ascii="Arial" w:hAnsi="Arial" w:eastAsia="Microsoft YaHei"/>
+          <w:b w:val="0"/>
+          <w:sz w:val="22"/>
+        </w:rPr>
+        <w:t>：手机上录一条新碎片 → 切到电脑/iPad 画面，切回前台 1～2 秒内容自动出现；</w:t>
+      </w:r>
+    </w:p>
+    <w:p>
+      <w:pPr>
+        <w:pStyle w:val="ListNumber"/>
+      </w:pPr>
+      <w:r>
+        <w:rPr>
+          <w:rFonts w:ascii="Arial" w:hAnsi="Arial" w:eastAsia="Microsoft YaHei"/>
+          <w:b/>
+          <w:sz w:val="22"/>
+        </w:rPr>
+        <w:t>离线段（亮点）</w:t>
+      </w:r>
+      <w:r>
+        <w:rPr>
+          <w:rFonts w:ascii="Arial" w:hAnsi="Arial" w:eastAsia="Microsoft YaHei"/>
+          <w:b w:val="0"/>
+          <w:sz w:val="22"/>
+        </w:rPr>
+        <w:t>：飞行模式下照常封存 → 联网后自动补传；</w:t>
       </w:r>
     </w:p>
     <w:p>
@@ -1782,33 +2507,7 @@
           <w:b w:val="0"/>
           <w:sz w:val="22"/>
         </w:rPr>
-        <w:t>点导出 JSON → 展示下载文件；（Chrome）展示备份文件夹自动覆盖 latest.json；</w:t>
-      </w:r>
-    </w:p>
-    <w:p>
-      <w:pPr>
-        <w:pStyle w:val="ListNumber"/>
-      </w:pPr>
-      <w:r>
-        <w:rPr>
-          <w:rFonts w:ascii="Arial" w:hAnsi="Arial" w:eastAsia="Microsoft YaHei"/>
-          <w:b w:val="0"/>
-          <w:sz w:val="22"/>
-        </w:rPr>
-        <w:t>删除数据后导入 JSON，数据完整恢复；</w:t>
-      </w:r>
-    </w:p>
-    <w:p>
-      <w:pPr>
-        <w:pStyle w:val="ListNumber"/>
-      </w:pPr>
-      <w:r>
-        <w:rPr>
-          <w:rFonts w:ascii="Arial" w:hAnsi="Arial" w:eastAsia="Microsoft YaHei"/>
-          <w:b w:val="0"/>
-          <w:sz w:val="22"/>
-        </w:rPr>
-        <w:t>结尾给一个三层 Tab 或顶栏的全景。</w:t>
+        <w:t>删除测试数据后导入 JSON，数据完整恢复；结尾给三空间 Tab + 顶栏全景。</w:t>
       </w:r>
     </w:p>
     <w:p>
@@ -1834,7 +2533,7 @@
           <w:b w:val="0"/>
           <w:sz w:val="22"/>
         </w:rPr>
-        <w:t>（Xbox Game Bar）；iPad/手机用自带屏幕录制。</w:t>
+        <w:t>（Xbox Game Bar）；iPad/手机用自带屏幕录制。三端同步段落可用两台设备同框或后期拼图。</w:t>
       </w:r>
     </w:p>
     <w:p>
@@ -1902,9 +2601,372 @@
           <w:b w:val="0"/>
           <w:sz w:val="22"/>
         </w:rPr>
-        <w:t>D10 截图 + 这份日志 = "调试与验证"部分的直接素材，也是"AI 协作反思"的证据。</w:t>
+        <w:t>本轮（10-30）已有的真实调试案例，直接可写进报告：</w:t>
       </w:r>
     </w:p>
+    <w:tbl>
+      <w:tblPr>
+        <w:tblStyle w:val="LightGrid-Accent1"/>
+        <w:tblW w:type="auto" w:w="0"/>
+        <w:tblLook w:firstColumn="1" w:firstRow="1" w:lastColumn="0" w:lastRow="0" w:noHBand="0" w:noVBand="1" w:val="04A0"/>
+      </w:tblPr>
+      <w:tblGrid>
+        <w:gridCol w:w="2880"/>
+        <w:gridCol w:w="2880"/>
+        <w:gridCol w:w="2880"/>
+      </w:tblGrid>
+      <w:tr>
+        <w:tc>
+          <w:tcPr>
+            <w:tcW w:type="dxa" w:w="2880"/>
+          </w:tcPr>
+          <w:p>
+            <w:r/>
+            <w:r>
+              <w:rPr>
+                <w:rFonts w:ascii="Arial" w:hAnsi="Arial" w:eastAsia="Microsoft YaHei"/>
+                <w:b/>
+                <w:sz w:val="20"/>
+              </w:rPr>
+              <w:t>现象</w:t>
+            </w:r>
+          </w:p>
+        </w:tc>
+        <w:tc>
+          <w:tcPr>
+            <w:tcW w:type="dxa" w:w="2880"/>
+          </w:tcPr>
+          <w:p>
+            <w:r/>
+            <w:r>
+              <w:rPr>
+                <w:rFonts w:ascii="Arial" w:hAnsi="Arial" w:eastAsia="Microsoft YaHei"/>
+                <w:b/>
+                <w:sz w:val="20"/>
+              </w:rPr>
+              <w:t>根因</w:t>
+            </w:r>
+          </w:p>
+        </w:tc>
+        <w:tc>
+          <w:tcPr>
+            <w:tcW w:type="dxa" w:w="2880"/>
+          </w:tcPr>
+          <w:p>
+            <w:r/>
+            <w:r>
+              <w:rPr>
+                <w:rFonts w:ascii="Arial" w:hAnsi="Arial" w:eastAsia="Microsoft YaHei"/>
+                <w:b/>
+                <w:sz w:val="20"/>
+              </w:rPr>
+              <w:t>解决版本</w:t>
+            </w:r>
+          </w:p>
+        </w:tc>
+      </w:tr>
+      <w:tr>
+        <w:tc>
+          <w:tcPr>
+            <w:tcW w:type="dxa" w:w="2880"/>
+          </w:tcPr>
+          <w:p>
+            <w:r/>
+            <w:r>
+              <w:rPr>
+                <w:rFonts w:ascii="Arial" w:hAnsi="Arial" w:eastAsia="Microsoft YaHei"/>
+                <w:b w:val="0"/>
+                <w:sz w:val="20"/>
+              </w:rPr>
+              <w:t>iOS 输入框聚焦自动放大</w:t>
+            </w:r>
+          </w:p>
+        </w:tc>
+        <w:tc>
+          <w:tcPr>
+            <w:tcW w:type="dxa" w:w="2880"/>
+          </w:tcPr>
+          <w:p>
+            <w:r/>
+            <w:r>
+              <w:rPr>
+                <w:rFonts w:ascii="Arial" w:hAnsi="Arial" w:eastAsia="Microsoft YaHei"/>
+                <w:b w:val="0"/>
+                <w:sz w:val="20"/>
+              </w:rPr>
+              <w:t>iOS 对 &lt;16px 输入框的默认行为</w:t>
+            </w:r>
+          </w:p>
+        </w:tc>
+        <w:tc>
+          <w:tcPr>
+            <w:tcW w:type="dxa" w:w="2880"/>
+          </w:tcPr>
+          <w:p>
+            <w:r/>
+            <w:r>
+              <w:rPr>
+                <w:rFonts w:ascii="Arial" w:hAnsi="Arial" w:eastAsia="Microsoft YaHei"/>
+                <w:b w:val="0"/>
+                <w:sz w:val="20"/>
+              </w:rPr>
+              <w:t>v1.1</w:t>
+            </w:r>
+          </w:p>
+        </w:tc>
+      </w:tr>
+      <w:tr>
+        <w:tc>
+          <w:tcPr>
+            <w:tcW w:type="dxa" w:w="2880"/>
+          </w:tcPr>
+          <w:p>
+            <w:r/>
+            <w:r>
+              <w:rPr>
+                <w:rFonts w:ascii="Arial" w:hAnsi="Arial" w:eastAsia="Microsoft YaHei"/>
+                <w:b w:val="0"/>
+                <w:sz w:val="20"/>
+              </w:rPr>
+              <w:t>三端收不到更新（SW 缓存 HTML）</w:t>
+            </w:r>
+          </w:p>
+        </w:tc>
+        <w:tc>
+          <w:tcPr>
+            <w:tcW w:type="dxa" w:w="2880"/>
+          </w:tcPr>
+          <w:p>
+            <w:r/>
+            <w:r>
+              <w:rPr>
+                <w:rFonts w:ascii="Arial" w:hAnsi="Arial" w:eastAsia="Microsoft YaHei"/>
+                <w:b w:val="0"/>
+                <w:sz w:val="20"/>
+              </w:rPr>
+              <w:t>Service Worker 旧策略 cache-first</w:t>
+            </w:r>
+          </w:p>
+        </w:tc>
+        <w:tc>
+          <w:tcPr>
+            <w:tcW w:type="dxa" w:w="2880"/>
+          </w:tcPr>
+          <w:p>
+            <w:r/>
+            <w:r>
+              <w:rPr>
+                <w:rFonts w:ascii="Arial" w:hAnsi="Arial" w:eastAsia="Microsoft YaHei"/>
+                <w:b w:val="0"/>
+                <w:sz w:val="20"/>
+              </w:rPr>
+              <w:t>v1.2 改网络优先 + 更新 toast</w:t>
+            </w:r>
+          </w:p>
+        </w:tc>
+      </w:tr>
+      <w:tr>
+        <w:tc>
+          <w:tcPr>
+            <w:tcW w:type="dxa" w:w="2880"/>
+          </w:tcPr>
+          <w:p>
+            <w:r/>
+            <w:r>
+              <w:rPr>
+                <w:rFonts w:ascii="Arial" w:hAnsi="Arial" w:eastAsia="Microsoft YaHei"/>
+                <w:b w:val="0"/>
+                <w:sz w:val="20"/>
+              </w:rPr>
+              <w:t>手机点安装无反应/Edge 报已添加但无图标</w:t>
+            </w:r>
+          </w:p>
+        </w:tc>
+        <w:tc>
+          <w:tcPr>
+            <w:tcW w:type="dxa" w:w="2880"/>
+          </w:tcPr>
+          <w:p>
+            <w:r/>
+            <w:r>
+              <w:rPr>
+                <w:rFonts w:ascii="Arial" w:hAnsi="Arial" w:eastAsia="Microsoft YaHei"/>
+                <w:b w:val="0"/>
+                <w:sz w:val="20"/>
+              </w:rPr>
+              <w:t>已有快捷方式冲突/容器无快捷方式权限</w:t>
+            </w:r>
+          </w:p>
+        </w:tc>
+        <w:tc>
+          <w:tcPr>
+            <w:tcW w:type="dxa" w:w="2880"/>
+          </w:tcPr>
+          <w:p>
+            <w:r/>
+            <w:r>
+              <w:rPr>
+                <w:rFonts w:ascii="Arial" w:hAnsi="Arial" w:eastAsia="Microsoft YaHei"/>
+                <w:b w:val="0"/>
+                <w:sz w:val="20"/>
+              </w:rPr>
+              <w:t>v1.3.1–1.3.3 引导式安装</w:t>
+            </w:r>
+          </w:p>
+        </w:tc>
+      </w:tr>
+      <w:tr>
+        <w:tc>
+          <w:tcPr>
+            <w:tcW w:type="dxa" w:w="2880"/>
+          </w:tcPr>
+          <w:p>
+            <w:r/>
+            <w:r>
+              <w:rPr>
+                <w:rFonts w:ascii="Arial" w:hAnsi="Arial" w:eastAsia="Microsoft YaHei"/>
+                <w:b w:val="0"/>
+                <w:sz w:val="20"/>
+              </w:rPr>
+              <w:t>iPad 右列卡片白块只剩 ×</w:t>
+            </w:r>
+          </w:p>
+        </w:tc>
+        <w:tc>
+          <w:tcPr>
+            <w:tcW w:type="dxa" w:w="2880"/>
+          </w:tcPr>
+          <w:p>
+            <w:r/>
+            <w:r>
+              <w:rPr>
+                <w:rFonts w:ascii="Arial" w:hAnsi="Arial" w:eastAsia="Microsoft YaHei"/>
+                <w:b w:val="0"/>
+                <w:sz w:val="20"/>
+              </w:rPr>
+              <w:t>iOS Safari CSS 多列布局渲染缺陷</w:t>
+            </w:r>
+          </w:p>
+        </w:tc>
+        <w:tc>
+          <w:tcPr>
+            <w:tcW w:type="dxa" w:w="2880"/>
+          </w:tcPr>
+          <w:p>
+            <w:r/>
+            <w:r>
+              <w:rPr>
+                <w:rFonts w:ascii="Arial" w:hAnsi="Arial" w:eastAsia="Microsoft YaHei"/>
+                <w:b w:val="0"/>
+                <w:sz w:val="20"/>
+              </w:rPr>
+              <w:t>v1.3.4 flex 分列重写</w:t>
+            </w:r>
+          </w:p>
+        </w:tc>
+      </w:tr>
+      <w:tr>
+        <w:tc>
+          <w:tcPr>
+            <w:tcW w:type="dxa" w:w="2880"/>
+          </w:tcPr>
+          <w:p>
+            <w:r/>
+            <w:r>
+              <w:rPr>
+                <w:rFonts w:ascii="Arial" w:hAnsi="Arial" w:eastAsia="Microsoft YaHei"/>
+                <w:b w:val="0"/>
+                <w:sz w:val="20"/>
+              </w:rPr>
+              <w:t>电脑自动同步比手机慢</w:t>
+            </w:r>
+          </w:p>
+        </w:tc>
+        <w:tc>
+          <w:tcPr>
+            <w:tcW w:type="dxa" w:w="2880"/>
+          </w:tcPr>
+          <w:p>
+            <w:r/>
+            <w:r>
+              <w:rPr>
+                <w:rFonts w:ascii="Arial" w:hAnsi="Arial" w:eastAsia="Microsoft YaHei"/>
+                <w:b w:val="0"/>
+                <w:sz w:val="20"/>
+              </w:rPr>
+              <w:t>无"回前台"触发 + GitHub API 60 秒缓存</w:t>
+            </w:r>
+          </w:p>
+        </w:tc>
+        <w:tc>
+          <w:tcPr>
+            <w:tcW w:type="dxa" w:w="2880"/>
+          </w:tcPr>
+          <w:p>
+            <w:r/>
+            <w:r>
+              <w:rPr>
+                <w:rFonts w:ascii="Arial" w:hAnsi="Arial" w:eastAsia="Microsoft YaHei"/>
+                <w:b w:val="0"/>
+                <w:sz w:val="20"/>
+              </w:rPr>
+              <w:t>v1.3.5 回前台触发 + 45 秒轮询 + no-store</w:t>
+            </w:r>
+          </w:p>
+        </w:tc>
+      </w:tr>
+      <w:tr>
+        <w:tc>
+          <w:tcPr>
+            <w:tcW w:type="dxa" w:w="2880"/>
+          </w:tcPr>
+          <w:p>
+            <w:r/>
+            <w:r>
+              <w:rPr>
+                <w:rFonts w:ascii="Arial" w:hAnsi="Arial" w:eastAsia="Microsoft YaHei"/>
+                <w:b w:val="0"/>
+                <w:sz w:val="20"/>
+              </w:rPr>
+              <w:t>加密自测</w:t>
+            </w:r>
+          </w:p>
+        </w:tc>
+        <w:tc>
+          <w:tcPr>
+            <w:tcW w:type="dxa" w:w="2880"/>
+          </w:tcPr>
+          <w:p>
+            <w:r/>
+            <w:r>
+              <w:rPr>
+                <w:rFonts w:ascii="Arial" w:hAnsi="Arial" w:eastAsia="Microsoft YaHei"/>
+                <w:b w:val="0"/>
+                <w:sz w:val="20"/>
+              </w:rPr>
+              <w:t>——</w:t>
+            </w:r>
+          </w:p>
+        </w:tc>
+        <w:tc>
+          <w:tcPr>
+            <w:tcW w:type="dxa" w:w="2880"/>
+          </w:tcPr>
+          <w:p>
+            <w:r/>
+            <w:r>
+              <w:rPr>
+                <w:rFonts w:ascii="Arial" w:hAnsi="Arial" w:eastAsia="Microsoft YaHei"/>
+                <w:b w:val="0"/>
+                <w:sz w:val="20"/>
+              </w:rPr>
+              <w:t>cloudSync.selftest() 三项全 true 可写进报告</w:t>
+            </w:r>
+          </w:p>
+        </w:tc>
+      </w:tr>
+    </w:tbl>
+    <w:p/>
     <w:p>
       <w:pPr>
         <w:spacing w:before="280" w:after="120"/>
@@ -1916,7 +2978,7 @@
           <w:color w:val="1D1D1F"/>
           <w:sz w:val="32"/>
         </w:rPr>
-        <w:t>五、阶段提醒计划（我会在这些节点提醒你）</w:t>
+        <w:t>五、阶段提醒计划</w:t>
       </w:r>
     </w:p>
     <w:tbl>
@@ -1976,7 +3038,7 @@
                 <w:b w:val="0"/>
                 <w:sz w:val="20"/>
               </w:rPr>
-              <w:t>今天 V1.0 跑通后</w:t>
+              <w:t>现在（v1.3.5 稳定期）</w:t>
             </w:r>
           </w:p>
         </w:tc>
@@ -1992,7 +3054,7 @@
                 <w:b w:val="0"/>
                 <w:sz w:val="20"/>
               </w:rPr>
-              <w:t>立刻截 D2/D3/D4/D8，录演示录屏（趁热，别等）</w:t>
+              <w:t>集中补拍 D2–D9、D11–D14；录 V1.3.5 版录屏；D10 用历史现场+对话记录</w:t>
             </w:r>
           </w:p>
         </w:tc>
@@ -2010,7 +3072,7 @@
                 <w:b w:val="0"/>
                 <w:sz w:val="20"/>
               </w:rPr>
-              <w:t>测试主题/抽屉/备份时</w:t>
+              <w:t>实践二提交前</w:t>
             </w:r>
           </w:p>
         </w:tc>
@@ -2026,7 +3088,7 @@
                 <w:b w:val="0"/>
                 <w:sz w:val="20"/>
               </w:rPr>
-              <w:t>补 D5/D6/D7/D9</w:t>
+              <w:t>按 docs/07 的清单逐项核对；把老师的具体提交要求发我对照</w:t>
             </w:r>
           </w:p>
         </w:tc>
@@ -2044,7 +3106,7 @@
                 <w:b w:val="0"/>
                 <w:sz w:val="20"/>
               </w:rPr>
-              <w:t>出现任何 Bug 时</w:t>
+              <w:t>实践一编辑时</w:t>
             </w:r>
           </w:p>
         </w:tc>
@@ -2060,7 +3122,7 @@
                 <w:b w:val="0"/>
                 <w:sz w:val="20"/>
               </w:rPr>
-              <w:t>先截图再让我修（D10 素材）</w:t>
+              <w:t>姓名学号必填；可加第 6 张"理念进化"截图作为反思亮点</w:t>
             </w:r>
           </w:p>
         </w:tc>
@@ -2078,7 +3140,7 @@
                 <w:b w:val="0"/>
                 <w:sz w:val="20"/>
               </w:rPr>
-              <w:t>10.30 上课前</w:t>
+              <w:t>V1.4/V2.0 开发时</w:t>
             </w:r>
           </w:p>
         </w:tc>
@@ -2094,41 +3156,7 @@
                 <w:b w:val="0"/>
                 <w:sz w:val="20"/>
               </w:rPr>
-              <w:t>检查实践一 5 张截图是否齐 + 方案文档姓名学号</w:t>
-            </w:r>
-          </w:p>
-        </w:tc>
-      </w:tr>
-      <w:tr>
-        <w:tc>
-          <w:tcPr>
-            <w:tcW w:type="dxa" w:w="4320"/>
-          </w:tcPr>
-          <w:p>
-            <w:r/>
-            <w:r>
-              <w:rPr>
-                <w:rFonts w:ascii="Arial" w:hAnsi="Arial" w:eastAsia="Microsoft YaHei"/>
-                <w:b w:val="0"/>
-                <w:sz w:val="20"/>
-              </w:rPr>
-              <w:t>课后做 V2.0 时</w:t>
-            </w:r>
-          </w:p>
-        </w:tc>
-        <w:tc>
-          <w:tcPr>
-            <w:tcW w:type="dxa" w:w="4320"/>
-          </w:tcPr>
-          <w:p>
-            <w:r/>
-            <w:r>
-              <w:rPr>
-                <w:rFonts w:ascii="Arial" w:hAnsi="Arial" w:eastAsia="Microsoft YaHei"/>
-                <w:b w:val="0"/>
-                <w:sz w:val="20"/>
-              </w:rPr>
-              <w:t>同样留"关联功能"的截图与录屏，供实践二完整版使用</w:t>
+              <w:t>同样留"链接可点击/父子关联"的截图与录屏</w:t>
             </w:r>
           </w:p>
         </w:tc>

--- a/docs/06-作业素材与截图清单.docx
+++ b/docs/06-作业素材与截图清单.docx
@@ -28,7 +28,7 @@
           <w:color w:val="666666"/>
           <w:sz w:val="20"/>
         </w:rPr>
-        <w:t>版本：V1.3.5 | 更新日期：2026-10-30</w:t>
+        <w:t>版本：V1.4 | 更新日期：2026-10-30</w:t>
       </w:r>
     </w:p>
     <w:p>
@@ -2057,7 +2057,7 @@
                 <w:b w:val="0"/>
                 <w:sz w:val="20"/>
               </w:rPr>
-              <w:t>GitHub 仓库 Commits 与 v1.0～v1.3.5 标签（版本管理意识）</w:t>
+              <w:t>GitHub 仓库 Commits 与 v1.0～v1.4 标签（版本管理意识）</w:t>
             </w:r>
           </w:p>
         </w:tc>
@@ -2337,7 +2337,7 @@
                 <w:b w:val="0"/>
                 <w:sz w:val="20"/>
               </w:rPr>
-              <w:t>应用左上角版本号 v1.3.5 + SW 更新提示"🔄 发现新版本"任一历史画面</w:t>
+              <w:t>应用左上角版本号 v1.4 + SW 更新提示"🔄 发现新版本"任一历史画面</w:t>
             </w:r>
           </w:p>
         </w:tc>
@@ -2374,6 +2374,88 @@
           </w:p>
         </w:tc>
       </w:tr>
+      <w:tr>
+        <w:tc>
+          <w:tcPr>
+            <w:tcW w:type="dxa" w:w="2160"/>
+          </w:tcPr>
+          <w:p>
+            <w:r/>
+            <w:r>
+              <w:rPr>
+                <w:rFonts w:ascii="Arial" w:hAnsi="Arial" w:eastAsia="Microsoft YaHei"/>
+                <w:b w:val="0"/>
+                <w:sz w:val="20"/>
+              </w:rPr>
+              <w:t>D17（新增）</w:t>
+            </w:r>
+          </w:p>
+        </w:tc>
+        <w:tc>
+          <w:tcPr>
+            <w:tcW w:type="dxa" w:w="2160"/>
+          </w:tcPr>
+          <w:p>
+            <w:r/>
+            <w:r>
+              <w:rPr>
+                <w:rFonts w:ascii="Arial" w:hAnsi="Arial" w:eastAsia="Microsoft YaHei"/>
+                <w:b w:val="0"/>
+                <w:sz w:val="20"/>
+              </w:rPr>
+              <w:t xml:space="preserve">V1.4 链接功能：一条含网址的碎片显示为紫色可点击链接；旁边放一条含 </w:t>
+            </w:r>
+            <w:r>
+              <w:rPr>
+                <w:rFonts w:ascii="Consolas" w:hAnsi="Consolas" w:eastAsia="Consolas"/>
+                <w:b w:val="0"/>
+                <w:sz w:val="18"/>
+              </w:rPr>
+              <w:t>javascript:alert(1)</w:t>
+            </w:r>
+            <w:r>
+              <w:rPr>
+                <w:rFonts w:ascii="Arial" w:hAnsi="Arial" w:eastAsia="Microsoft YaHei"/>
+                <w:b w:val="0"/>
+                <w:sz w:val="20"/>
+              </w:rPr>
+              <w:t xml:space="preserve"> 的碎片显示为纯文本（安全设计证据）</w:t>
+            </w:r>
+          </w:p>
+        </w:tc>
+        <w:tc>
+          <w:tcPr>
+            <w:tcW w:type="dxa" w:w="2160"/>
+          </w:tcPr>
+          <w:p>
+            <w:r/>
+            <w:r>
+              <w:rPr>
+                <w:rFonts w:ascii="Arial" w:hAnsi="Arial" w:eastAsia="Microsoft YaHei"/>
+                <w:b w:val="0"/>
+                <w:sz w:val="20"/>
+              </w:rPr>
+              <w:t>现在即可截</w:t>
+            </w:r>
+          </w:p>
+        </w:tc>
+        <w:tc>
+          <w:tcPr>
+            <w:tcW w:type="dxa" w:w="2160"/>
+          </w:tcPr>
+          <w:p>
+            <w:r/>
+            <w:r>
+              <w:rPr>
+                <w:rFonts w:ascii="Arial" w:hAnsi="Arial" w:eastAsia="Microsoft YaHei"/>
+                <w:b w:val="0"/>
+                <w:sz w:val="20"/>
+              </w:rPr>
+              <w:t>⬜</w:t>
+            </w:r>
+          </w:p>
+        </w:tc>
+      </w:tr>
     </w:tbl>
     <w:p/>
     <w:p>
@@ -2387,7 +2469,7 @@
           <w:color w:val="1D1D1F"/>
           <w:sz w:val="26"/>
         </w:rPr>
-        <w:t>演示录屏脚本（V1.3.5 版，60-120 秒）</w:t>
+        <w:t>演示录屏脚本（V1.4 版，60-120 秒）</w:t>
       </w:r>
     </w:p>
     <w:p>
@@ -2413,7 +2495,7 @@
           <w:b w:val="0"/>
           <w:sz w:val="22"/>
         </w:rPr>
-        <w:t>录入一段灵感文字 + 两个标签 + 一张图片 → 点"封存碎片"；</w:t>
+        <w:t>录入一段灵感文字 + 两个标签 + 一张图片（正文里顺手粘一个 https 网址）→ 点"封存碎片"；</w:t>
       </w:r>
     </w:p>
     <w:p>
@@ -2426,7 +2508,7 @@
           <w:b w:val="0"/>
           <w:sz w:val="22"/>
         </w:rPr>
-        <w:t>瀑布流出卡片 → 搜索框实时过滤 → 点标签/切 Tab；</w:t>
+        <w:t>瀑布流出卡片 → 网址显示为紫色可点击链接（V1.4）→ 搜索框实时过滤 → 点标签/切 Tab；</w:t>
       </w:r>
     </w:p>
     <w:p>

--- a/docs/06-作业素材与截图清单.docx
+++ b/docs/06-作业素材与截图清单.docx
@@ -28,7 +28,7 @@
           <w:color w:val="666666"/>
           <w:sz w:val="20"/>
         </w:rPr>
-        <w:t>版本：V1.4 | 更新日期：2026-10-30</w:t>
+        <w:t>版本：V1.4.1 | 更新日期：2026-10-30</w:t>
       </w:r>
     </w:p>
     <w:p>
@@ -326,7 +326,7 @@
                 <w:b w:val="0"/>
                 <w:sz w:val="20"/>
               </w:rPr>
-              <w:t>app/index.html（单文件，线上 v1.3.5）</w:t>
+              <w:t>app/index.html（单文件，线上 v1.4.1）</w:t>
             </w:r>
           </w:p>
         </w:tc>
@@ -2337,7 +2337,7 @@
                 <w:b w:val="0"/>
                 <w:sz w:val="20"/>
               </w:rPr>
-              <w:t>应用左上角版本号 v1.4 + SW 更新提示"🔄 发现新版本"任一历史画面</w:t>
+              <w:t>应用左上角版本号 v1.4.1 + SW 更新提示"🔄 发现新版本"任一历史画面</w:t>
             </w:r>
           </w:p>
         </w:tc>
@@ -2456,6 +2456,72 @@
           </w:p>
         </w:tc>
       </w:tr>
+      <w:tr>
+        <w:tc>
+          <w:tcPr>
+            <w:tcW w:type="dxa" w:w="2160"/>
+          </w:tcPr>
+          <w:p>
+            <w:r/>
+            <w:r>
+              <w:rPr>
+                <w:rFonts w:ascii="Arial" w:hAnsi="Arial" w:eastAsia="Microsoft YaHei"/>
+                <w:b w:val="0"/>
+                <w:sz w:val="20"/>
+              </w:rPr>
+              <w:t>D18（新增）</w:t>
+            </w:r>
+          </w:p>
+        </w:tc>
+        <w:tc>
+          <w:tcPr>
+            <w:tcW w:type="dxa" w:w="2160"/>
+          </w:tcPr>
+          <w:p>
+            <w:r/>
+            <w:r>
+              <w:rPr>
+                <w:rFonts w:ascii="Arial" w:hAnsi="Arial" w:eastAsia="Microsoft YaHei"/>
+                <w:b w:val="0"/>
+                <w:sz w:val="20"/>
+              </w:rPr>
+              <w:t>V1.4.1 抽屉让位对比：打开抽屉前后，背景卡片完整可见不被遮住（电脑/iPad）；手机端抽屉升起后列表可滚到抽屉上方</w:t>
+            </w:r>
+          </w:p>
+        </w:tc>
+        <w:tc>
+          <w:tcPr>
+            <w:tcW w:type="dxa" w:w="2160"/>
+          </w:tcPr>
+          <w:p>
+            <w:r/>
+            <w:r>
+              <w:rPr>
+                <w:rFonts w:ascii="Arial" w:hAnsi="Arial" w:eastAsia="Microsoft YaHei"/>
+                <w:b w:val="0"/>
+                <w:sz w:val="20"/>
+              </w:rPr>
+              <w:t>现在即可截</w:t>
+            </w:r>
+          </w:p>
+        </w:tc>
+        <w:tc>
+          <w:tcPr>
+            <w:tcW w:type="dxa" w:w="2160"/>
+          </w:tcPr>
+          <w:p>
+            <w:r/>
+            <w:r>
+              <w:rPr>
+                <w:rFonts w:ascii="Arial" w:hAnsi="Arial" w:eastAsia="Microsoft YaHei"/>
+                <w:b w:val="0"/>
+                <w:sz w:val="20"/>
+              </w:rPr>
+              <w:t>⬜</w:t>
+            </w:r>
+          </w:p>
+        </w:tc>
+      </w:tr>
     </w:tbl>
     <w:p/>
     <w:p>
@@ -2469,7 +2535,7 @@
           <w:color w:val="1D1D1F"/>
           <w:sz w:val="26"/>
         </w:rPr>
-        <w:t>演示录屏脚本（V1.4 版，60-120 秒）</w:t>
+        <w:t>演示录屏脚本（V1.4.1 版，60-120 秒）</w:t>
       </w:r>
     </w:p>
     <w:p>
@@ -3010,6 +3076,72 @@
                 <w:b w:val="0"/>
                 <w:sz w:val="20"/>
               </w:rPr>
+              <w:t xml:space="preserve">封存频弹保存框 / 图片卡飞到别列又闪回 / 抽屉盖住右列 / </w:t>
+            </w:r>
+            <w:r>
+              <w:rPr>
+                <w:rFonts w:ascii="Consolas" w:hAnsi="Consolas" w:eastAsia="Consolas"/>
+                <w:b w:val="0"/>
+                <w:sz w:val="18"/>
+              </w:rPr>
+              <w:t>#A#B#C</w:t>
+            </w:r>
+            <w:r>
+              <w:rPr>
+                <w:rFonts w:ascii="Arial" w:hAnsi="Arial" w:eastAsia="Microsoft YaHei"/>
+                <w:b w:val="0"/>
+                <w:sz w:val="20"/>
+              </w:rPr>
+              <w:t xml:space="preserve"> 连成一个标签</w:t>
+            </w:r>
+          </w:p>
+        </w:tc>
+        <w:tc>
+          <w:tcPr>
+            <w:tcW w:type="dxa" w:w="2880"/>
+          </w:tcPr>
+          <w:p>
+            <w:r/>
+            <w:r>
+              <w:rPr>
+                <w:rFonts w:ascii="Arial" w:hAnsi="Arial" w:eastAsia="Microsoft YaHei"/>
+                <w:b w:val="0"/>
+                <w:sz w:val="20"/>
+              </w:rPr>
+              <w:t>自动备份兜底下载 + load 后跨列重排 + 抽屉浮层不占位 + 标签只按空格拆</w:t>
+            </w:r>
+          </w:p>
+        </w:tc>
+        <w:tc>
+          <w:tcPr>
+            <w:tcW w:type="dxa" w:w="2880"/>
+          </w:tcPr>
+          <w:p>
+            <w:r/>
+            <w:r>
+              <w:rPr>
+                <w:rFonts w:ascii="Arial" w:hAnsi="Arial" w:eastAsia="Microsoft YaHei"/>
+                <w:b w:val="0"/>
+                <w:sz w:val="20"/>
+              </w:rPr>
+              <w:t>v1.4.1 四项同修：未授权不弹下载、aspect-ratio 占位不重排、抽屉背景让位、# 也作分隔符</w:t>
+            </w:r>
+          </w:p>
+        </w:tc>
+      </w:tr>
+      <w:tr>
+        <w:tc>
+          <w:tcPr>
+            <w:tcW w:type="dxa" w:w="2880"/>
+          </w:tcPr>
+          <w:p>
+            <w:r/>
+            <w:r>
+              <w:rPr>
+                <w:rFonts w:ascii="Arial" w:hAnsi="Arial" w:eastAsia="Microsoft YaHei"/>
+                <w:b w:val="0"/>
+                <w:sz w:val="20"/>
+              </w:rPr>
               <w:t>加密自测</w:t>
             </w:r>
           </w:p>
@@ -3120,7 +3252,7 @@
                 <w:b w:val="0"/>
                 <w:sz w:val="20"/>
               </w:rPr>
-              <w:t>现在（v1.3.5 稳定期）</w:t>
+              <w:t>现在（v1.4.1 稳定期）</w:t>
             </w:r>
           </w:p>
         </w:tc>
@@ -3136,7 +3268,7 @@
                 <w:b w:val="0"/>
                 <w:sz w:val="20"/>
               </w:rPr>
-              <w:t>集中补拍 D2–D9、D11–D14；录 V1.3.5 版录屏；D10 用历史现场+对话记录</w:t>
+              <w:t>集中补拍 D2–D9、D11–D14、D17–D18；录 V1.4.1 版录屏；D10 用历史现场+对话记录</w:t>
             </w:r>
           </w:p>
         </w:tc>

--- a/docs/06-作业素材与截图清单.docx
+++ b/docs/06-作业素材与截图清单.docx
@@ -28,7 +28,7 @@
           <w:color w:val="666666"/>
           <w:sz w:val="20"/>
         </w:rPr>
-        <w:t>版本：V1.4.1 | 更新日期：2026-10-30</w:t>
+        <w:t>版本：V1.4.2 | 更新日期：2026-10-30</w:t>
       </w:r>
     </w:p>
     <w:p>
@@ -326,7 +326,7 @@
                 <w:b w:val="0"/>
                 <w:sz w:val="20"/>
               </w:rPr>
-              <w:t>app/index.html（单文件，线上 v1.4.1）</w:t>
+              <w:t>app/index.html（单文件，线上 v1.4.2）</w:t>
             </w:r>
           </w:p>
         </w:tc>
@@ -2057,7 +2057,7 @@
                 <w:b w:val="0"/>
                 <w:sz w:val="20"/>
               </w:rPr>
-              <w:t>GitHub 仓库 Commits 与 v1.0～v1.4 标签（版本管理意识）</w:t>
+              <w:t>GitHub 仓库 Commits 与 v1.0～v1.4.2 标签（版本管理意识）</w:t>
             </w:r>
           </w:p>
         </w:tc>
@@ -2337,7 +2337,7 @@
                 <w:b w:val="0"/>
                 <w:sz w:val="20"/>
               </w:rPr>
-              <w:t>应用左上角版本号 v1.4.1 + SW 更新提示"🔄 发现新版本"任一历史画面</w:t>
+              <w:t>应用左上角版本号 v1.4.2 + SW 更新提示"🔄 发现新版本"任一历史画面</w:t>
             </w:r>
           </w:p>
         </w:tc>
@@ -2535,7 +2535,7 @@
           <w:color w:val="1D1D1F"/>
           <w:sz w:val="26"/>
         </w:rPr>
-        <w:t>演示录屏脚本（V1.4.1 版，60-120 秒）</w:t>
+        <w:t>演示录屏脚本（V1.4.2 版，60-120 秒）</w:t>
       </w:r>
     </w:p>
     <w:p>
@@ -3142,6 +3142,56 @@
                 <w:b w:val="0"/>
                 <w:sz w:val="20"/>
               </w:rPr>
+              <w:t>同步文件近 1MB 后同步变得很慢（像失效）</w:t>
+            </w:r>
+          </w:p>
+        </w:tc>
+        <w:tc>
+          <w:tcPr>
+            <w:tcW w:type="dxa" w:w="2880"/>
+          </w:tcPr>
+          <w:p>
+            <w:r/>
+            <w:r>
+              <w:rPr>
+                <w:rFonts w:ascii="Arial" w:hAnsi="Arial" w:eastAsia="Microsoft YaHei"/>
+                <w:b w:val="0"/>
+                <w:sz w:val="20"/>
+              </w:rPr>
+              <w:t>每轮轮询都全量下载+原样上传近 1MB 密文</w:t>
+            </w:r>
+          </w:p>
+        </w:tc>
+        <w:tc>
+          <w:tcPr>
+            <w:tcW w:type="dxa" w:w="2880"/>
+          </w:tcPr>
+          <w:p>
+            <w:r/>
+            <w:r>
+              <w:rPr>
+                <w:rFonts w:ascii="Arial" w:hAnsi="Arial" w:eastAsia="Microsoft YaHei"/>
+                <w:b w:val="0"/>
+                <w:sz w:val="20"/>
+              </w:rPr>
+              <w:t>v1.4.2 ETag 304 条件拉取 + 状态指纹跳过空转上传，单测 8 项</w:t>
+            </w:r>
+          </w:p>
+        </w:tc>
+      </w:tr>
+      <w:tr>
+        <w:tc>
+          <w:tcPr>
+            <w:tcW w:type="dxa" w:w="2880"/>
+          </w:tcPr>
+          <w:p>
+            <w:r/>
+            <w:r>
+              <w:rPr>
+                <w:rFonts w:ascii="Arial" w:hAnsi="Arial" w:eastAsia="Microsoft YaHei"/>
+                <w:b w:val="0"/>
+                <w:sz w:val="20"/>
+              </w:rPr>
               <w:t>加密自测</w:t>
             </w:r>
           </w:p>
@@ -3252,7 +3302,7 @@
                 <w:b w:val="0"/>
                 <w:sz w:val="20"/>
               </w:rPr>
-              <w:t>现在（v1.4.1 稳定期）</w:t>
+              <w:t>现在（v1.4.2 稳定期）</w:t>
             </w:r>
           </w:p>
         </w:tc>
@@ -3268,7 +3318,7 @@
                 <w:b w:val="0"/>
                 <w:sz w:val="20"/>
               </w:rPr>
-              <w:t>集中补拍 D2–D9、D11–D14、D17–D18；录 V1.4.1 版录屏；D10 用历史现场+对话记录</w:t>
+              <w:t>集中补拍 D2–D9、D11–D14、D17–D18；录 V1.4.2 版录屏；D10 用历史现场+对话记录</w:t>
             </w:r>
           </w:p>
         </w:tc>
